--- a/자소서-면접/정승원_입사지원서_1차첨삭_260407.docx
+++ b/자소서-면접/정승원_입사지원서_1차첨삭_260407.docx
@@ -2704,6 +2704,101 @@
             <w:r>
               <w:t>대구광역시경찰청장</w:t>
             </w:r>
+          </w:p>
+        </w:tc>
+      </w:tr>
+      <w:tr>
+        <w:trPr>
+          <w:trHeight w:val="328"/>
+        </w:trPr>
+        <w:tc>
+          <w:tcPr>
+            <w:tcW w:w="4258" w:type="dxa"/>
+            <w:tcBorders>
+              <w:top w:val="single" w:sz="4" w:space="0" w:color="090000"/>
+              <w:bottom w:val="single" w:sz="4" w:space="0" w:color="090000"/>
+              <w:right w:val="single" w:sz="4" w:space="0" w:color="090000"/>
+            </w:tcBorders>
+            <w:vAlign w:val="center"/>
+          </w:tcPr>
+          <w:p>
+            <w:pPr>
+              <w:pStyle w:val="TableParagraph"/>
+              <w:spacing w:before="24"/>
+              <w:ind w:right="-15"/>
+              <w:jc w:val="center"/>
+              <w:rPr>
+                <w:color w:val="0000FF"/>
+                <w:sz w:val="20"/>
+              </w:rPr>
+            </w:pPr>
+            <w:r>
+              <w:rPr>
+                <w:rFonts w:hint="eastAsia"/>
+                <w:color w:val="0000FF"/>
+                <w:sz w:val="20"/>
+              </w:rPr>
+              <w:t>정보처리기사 필기</w:t>
+            </w:r>
+          </w:p>
+        </w:tc>
+        <w:tc>
+          <w:tcPr>
+            <w:tcW w:w="2836" w:type="dxa"/>
+            <w:tcBorders>
+              <w:top w:val="single" w:sz="4" w:space="0" w:color="090000"/>
+              <w:left w:val="single" w:sz="4" w:space="0" w:color="090000"/>
+              <w:bottom w:val="single" w:sz="4" w:space="0" w:color="090000"/>
+              <w:right w:val="single" w:sz="4" w:space="0" w:color="090000"/>
+            </w:tcBorders>
+            <w:vAlign w:val="center"/>
+          </w:tcPr>
+          <w:p>
+            <w:pPr>
+              <w:pStyle w:val="TableParagraph"/>
+              <w:spacing w:before="24"/>
+              <w:jc w:val="center"/>
+              <w:rPr>
+                <w:color w:val="0000FF"/>
+                <w:spacing w:val="-2"/>
+                <w:sz w:val="20"/>
+              </w:rPr>
+            </w:pPr>
+            <w:r>
+              <w:rPr>
+                <w:rFonts w:hint="eastAsia"/>
+                <w:color w:val="0000FF"/>
+                <w:spacing w:val="-2"/>
+                <w:sz w:val="20"/>
+              </w:rPr>
+              <w:t>2</w:t>
+            </w:r>
+            <w:r>
+              <w:rPr>
+                <w:color w:val="0000FF"/>
+                <w:spacing w:val="-2"/>
+                <w:sz w:val="20"/>
+              </w:rPr>
+              <w:t>026.06.10</w:t>
+            </w:r>
+          </w:p>
+        </w:tc>
+        <w:tc>
+          <w:tcPr>
+            <w:tcW w:w="3406" w:type="dxa"/>
+            <w:tcBorders>
+              <w:top w:val="single" w:sz="4" w:space="0" w:color="090000"/>
+              <w:left w:val="single" w:sz="4" w:space="0" w:color="090000"/>
+              <w:bottom w:val="single" w:sz="4" w:space="0" w:color="090000"/>
+            </w:tcBorders>
+            <w:vAlign w:val="center"/>
+          </w:tcPr>
+          <w:p>
+            <w:pPr>
+              <w:pStyle w:val="TableParagraph"/>
+              <w:spacing w:before="24"/>
+              <w:jc w:val="center"/>
+            </w:pPr>
           </w:p>
         </w:tc>
       </w:tr>
@@ -3514,7 +3609,7 @@
                 <w:sz w:val="20"/>
                 <w:szCs w:val="20"/>
               </w:rPr>
-              <w:t>https://github.com/jsh340866/FULLSTACK-DEVELOPER.git</w:t>
+              <w:t>https://github.com/jsh340866</w:t>
             </w:r>
           </w:p>
         </w:tc>
@@ -3673,13 +3768,24 @@
             </w:pPr>
             <w:r>
               <w:rPr>
+                <w:rFonts w:hint="eastAsia"/>
                 <w:b/>
                 <w:bCs/>
                 <w:color w:val="0000FF"/>
                 <w:sz w:val="20"/>
                 <w:szCs w:val="20"/>
               </w:rPr>
-              <w:t xml:space="preserve">코드 완성에서 찾는 확신 </w:t>
+              <w:t>직접</w:t>
+            </w:r>
+            <w:r>
+              <w:rPr>
+                <w:b/>
+                <w:bCs/>
+                <w:color w:val="0000FF"/>
+                <w:sz w:val="20"/>
+                <w:szCs w:val="20"/>
+              </w:rPr>
+              <w:t xml:space="preserve"> 만든 기능이 돌아갈 때의 확신</w:t>
             </w:r>
           </w:p>
         </w:tc>
@@ -3711,6 +3817,18 @@
             </w:pPr>
             <w:r>
               <w:rPr>
+                <w:rFonts w:cs="굴림" w:hint="eastAsia"/>
+                <w:color w:val="000000" w:themeColor="text1"/>
+                <w:spacing w:val="-8"/>
+                <w:kern w:val="2"/>
+                <w:sz w:val="20"/>
+                <w:szCs w:val="20"/>
+                <w:shd w:val="clear" w:color="auto" w:fill="FFFFFF"/>
+              </w:rPr>
+              <w:t>토목공학을</w:t>
+            </w:r>
+            <w:r>
+              <w:rPr>
                 <w:rFonts w:cs="굴림"/>
                 <w:color w:val="000000" w:themeColor="text1"/>
                 <w:spacing w:val="-8"/>
@@ -3719,7 +3837,7 @@
                 <w:szCs w:val="20"/>
                 <w:shd w:val="clear" w:color="auto" w:fill="FFFFFF"/>
               </w:rPr>
-              <w:t xml:space="preserve">직접 작성한 코드가 의도대로 작동하며 시스템의 기반을 만드는 과정에서 큰 즐거움을 느낍니다. </w:t>
+              <w:t xml:space="preserve"> 전공하고 졸업 후에는 공무원 시험을 준비했습니다. 하지만 정해진 내용을 외우는 공부가 저와 맞지 않는다는 것을 인정하게 되었고, 제가 어떤 일을 할 때 몰입하는지 처음부터 다시 돌아봤습니다. 그러던 중 개발 공부를 접했고, 직접 작성한 코드가 의도한 대로 작동하는 경험에 처음으로 시간 가는 줄 모르고 빠져들었습니다. 곧바로 </w:t>
             </w:r>
             <w:proofErr w:type="spellStart"/>
             <w:r>
@@ -3732,7 +3850,7 @@
                 <w:szCs w:val="20"/>
                 <w:shd w:val="clear" w:color="auto" w:fill="FFFFFF"/>
               </w:rPr>
-              <w:t>백엔드</w:t>
+              <w:t>풀스택</w:t>
             </w:r>
             <w:proofErr w:type="spellEnd"/>
             <w:r>
@@ -3745,11 +3863,21 @@
                 <w:szCs w:val="20"/>
                 <w:shd w:val="clear" w:color="auto" w:fill="FFFFFF"/>
               </w:rPr>
-              <w:t xml:space="preserve"> 개발은 서비스의 안정성을 책임지는 핵심 직무이기에 저의 적성과 가장 잘 맞는 분야라고 확신합니다. 탄탄한 설계를 통해 사용자에게 신뢰를 주는 개발자가 되고 싶어 지원하게 되었습니다. </w:t>
-            </w:r>
-          </w:p>
-          <w:p>
-            <w:pPr>
+              <w:t xml:space="preserve"> 개발자 양성과정에 등록해 Java와 Spring 기반 웹 개발과 데이터베이스를 배웠고, 정보처리기사 필기에 합격한 </w:t>
+            </w:r>
+            <w:r>
+              <w:rPr>
+                <w:rFonts w:cs="굴림" w:hint="eastAsia"/>
+                <w:color w:val="000000" w:themeColor="text1"/>
+                <w:spacing w:val="-8"/>
+                <w:kern w:val="2"/>
+                <w:sz w:val="20"/>
+                <w:szCs w:val="20"/>
+                <w:shd w:val="clear" w:color="auto" w:fill="FFFFFF"/>
+              </w:rPr>
+              <w:t>뒤</w:t>
+            </w:r>
+            <w:r>
               <w:rPr>
                 <w:rFonts w:cs="굴림"/>
                 <w:color w:val="000000" w:themeColor="text1"/>
@@ -3759,7 +3887,8 @@
                 <w:szCs w:val="20"/>
                 <w:shd w:val="clear" w:color="auto" w:fill="FFFFFF"/>
               </w:rPr>
-            </w:pPr>
+              <w:t xml:space="preserve"> 실기 결과를 기다리고 있습니다.</w:t>
+            </w:r>
           </w:p>
           <w:p>
             <w:pPr>
@@ -3773,6 +3902,19 @@
                 <w:shd w:val="clear" w:color="auto" w:fill="FFFFFF"/>
               </w:rPr>
             </w:pPr>
+          </w:p>
+          <w:p>
+            <w:pPr>
+              <w:rPr>
+                <w:rFonts w:cs="굴림"/>
+                <w:color w:val="1919FF"/>
+                <w:spacing w:val="-8"/>
+                <w:kern w:val="2"/>
+                <w:sz w:val="20"/>
+                <w:szCs w:val="20"/>
+                <w:shd w:val="clear" w:color="auto" w:fill="FFFFFF"/>
+              </w:rPr>
+            </w:pPr>
             <w:r>
               <w:rPr>
                 <w:rFonts w:cs="굴림" w:hint="eastAsia"/>
@@ -3783,7 +3925,7 @@
                 <w:szCs w:val="20"/>
                 <w:shd w:val="clear" w:color="auto" w:fill="FFFFFF"/>
               </w:rPr>
-              <w:t>기존 전공에서 개발자로 지원하게 된 동기와 개발자가 되기 위해 했던 노력이나 경험이 들어가면 좀 더 설득력 있는 자기소개서가 될 것 같습니다.</w:t>
+              <w:t>과정</w:t>
             </w:r>
             <w:r>
               <w:rPr>
@@ -3795,20 +3937,9 @@
                 <w:szCs w:val="20"/>
                 <w:shd w:val="clear" w:color="auto" w:fill="FFFFFF"/>
               </w:rPr>
-              <w:t xml:space="preserve">  [</w:t>
-            </w:r>
-            <w:r>
-              <w:rPr>
-                <w:rFonts w:cs="굴림" w:hint="eastAsia"/>
-                <w:color w:val="000000" w:themeColor="text1"/>
-                <w:spacing w:val="-8"/>
-                <w:kern w:val="2"/>
-                <w:sz w:val="20"/>
-                <w:szCs w:val="20"/>
-                <w:shd w:val="clear" w:color="auto" w:fill="FFFFFF"/>
-              </w:rPr>
-              <w:t xml:space="preserve">전공 전환 이유 </w:t>
-            </w:r>
+              <w:t xml:space="preserve"> 중 진행한 팀 프로젝트에서 제가 만든 데이터 수집 기능이 매일 새벽 스케줄러로 실행되어 서비스에 데이터를 쌓는 것을 확인했을 때, 이 일이 제 적성에 맞는다는 확신이 들었습니다. 화면에 바로 보이는 결과보다 그 뒤에서 데이터를 처리하고 서비스가 안정적으로 돌아가게 만드는 일에 더 큰 매력을 느껴 </w:t>
+            </w:r>
+            <w:proofErr w:type="spellStart"/>
             <w:r>
               <w:rPr>
                 <w:rFonts w:cs="굴림"/>
@@ -3819,20 +3950,9 @@
                 <w:szCs w:val="20"/>
                 <w:shd w:val="clear" w:color="auto" w:fill="FFFFFF"/>
               </w:rPr>
-              <w:t xml:space="preserve">-&gt; </w:t>
-            </w:r>
-            <w:r>
-              <w:rPr>
-                <w:rFonts w:cs="굴림" w:hint="eastAsia"/>
-                <w:color w:val="000000" w:themeColor="text1"/>
-                <w:spacing w:val="-8"/>
-                <w:kern w:val="2"/>
-                <w:sz w:val="20"/>
-                <w:szCs w:val="20"/>
-                <w:shd w:val="clear" w:color="auto" w:fill="FFFFFF"/>
-              </w:rPr>
-              <w:t xml:space="preserve">개발 역량 확보 </w:t>
-            </w:r>
+              <w:t>백엔드</w:t>
+            </w:r>
+            <w:proofErr w:type="spellEnd"/>
             <w:r>
               <w:rPr>
                 <w:rFonts w:cs="굴림"/>
@@ -3843,490 +3963,8 @@
                 <w:szCs w:val="20"/>
                 <w:shd w:val="clear" w:color="auto" w:fill="FFFFFF"/>
               </w:rPr>
-              <w:t xml:space="preserve">-&gt; </w:t>
-            </w:r>
-            <w:r>
-              <w:rPr>
-                <w:rFonts w:cs="굴림" w:hint="eastAsia"/>
-                <w:color w:val="000000" w:themeColor="text1"/>
-                <w:spacing w:val="-8"/>
-                <w:kern w:val="2"/>
-                <w:sz w:val="20"/>
-                <w:szCs w:val="20"/>
-                <w:shd w:val="clear" w:color="auto" w:fill="FFFFFF"/>
-              </w:rPr>
-              <w:t xml:space="preserve">지원동기 </w:t>
-            </w:r>
-            <w:r>
-              <w:rPr>
-                <w:rFonts w:cs="굴림"/>
-                <w:color w:val="000000" w:themeColor="text1"/>
-                <w:spacing w:val="-8"/>
-                <w:kern w:val="2"/>
-                <w:sz w:val="20"/>
-                <w:szCs w:val="20"/>
-                <w:shd w:val="clear" w:color="auto" w:fill="FFFFFF"/>
-              </w:rPr>
-              <w:t xml:space="preserve">-&gt; </w:t>
-            </w:r>
-            <w:r>
-              <w:rPr>
-                <w:rFonts w:cs="굴림" w:hint="eastAsia"/>
-                <w:color w:val="000000" w:themeColor="text1"/>
-                <w:spacing w:val="-8"/>
-                <w:kern w:val="2"/>
-                <w:sz w:val="20"/>
-                <w:szCs w:val="20"/>
-                <w:shd w:val="clear" w:color="auto" w:fill="FFFFFF"/>
-              </w:rPr>
-              <w:t xml:space="preserve">입사 후 포부] 구성으로 </w:t>
-            </w:r>
-            <w:proofErr w:type="gramStart"/>
-            <w:r>
-              <w:rPr>
-                <w:rFonts w:cs="굴림" w:hint="eastAsia"/>
-                <w:color w:val="000000" w:themeColor="text1"/>
-                <w:spacing w:val="-8"/>
-                <w:kern w:val="2"/>
-                <w:sz w:val="20"/>
-                <w:szCs w:val="20"/>
-                <w:shd w:val="clear" w:color="auto" w:fill="FFFFFF"/>
-              </w:rPr>
-              <w:t>작성 하시면</w:t>
-            </w:r>
-            <w:proofErr w:type="gramEnd"/>
-            <w:r>
-              <w:rPr>
-                <w:rFonts w:cs="굴림" w:hint="eastAsia"/>
-                <w:color w:val="000000" w:themeColor="text1"/>
-                <w:spacing w:val="-8"/>
-                <w:kern w:val="2"/>
-                <w:sz w:val="20"/>
-                <w:szCs w:val="20"/>
-                <w:shd w:val="clear" w:color="auto" w:fill="FFFFFF"/>
-              </w:rPr>
-              <w:t xml:space="preserve"> 신입 개발자 자기소개서로 적절 할 것 같습니다.</w:t>
-            </w:r>
-          </w:p>
-          <w:p>
-            <w:pPr>
-              <w:rPr>
-                <w:rFonts w:cs="굴림"/>
-                <w:color w:val="1919FF"/>
-                <w:spacing w:val="-8"/>
-                <w:kern w:val="2"/>
-                <w:sz w:val="20"/>
-                <w:szCs w:val="20"/>
-                <w:shd w:val="clear" w:color="auto" w:fill="FFFFFF"/>
-              </w:rPr>
-            </w:pPr>
-          </w:p>
-          <w:p>
-            <w:pPr>
-              <w:pStyle w:val="ab"/>
-              <w:numPr>
-                <w:ilvl w:val="0"/>
-                <w:numId w:val="3"/>
-              </w:numPr>
-              <w:rPr>
-                <w:rFonts w:cs="굴림"/>
-                <w:color w:val="1919FF"/>
-                <w:spacing w:val="-8"/>
-                <w:kern w:val="2"/>
-                <w:sz w:val="20"/>
-                <w:szCs w:val="20"/>
-                <w:shd w:val="clear" w:color="auto" w:fill="FFFFFF"/>
-              </w:rPr>
-            </w:pPr>
-            <w:r>
-              <w:rPr>
-                <w:rFonts w:cs="굴림" w:hint="eastAsia"/>
-                <w:color w:val="1919FF"/>
-                <w:spacing w:val="-8"/>
-                <w:kern w:val="2"/>
-                <w:sz w:val="20"/>
-                <w:szCs w:val="20"/>
-                <w:shd w:val="clear" w:color="auto" w:fill="FFFFFF"/>
-              </w:rPr>
-              <w:t>전공을 공부하는 과정에서 적성을 다시 고민하게 되었고,</w:t>
-            </w:r>
-            <w:r>
-              <w:rPr>
-                <w:rFonts w:cs="굴림"/>
-                <w:color w:val="1919FF"/>
-                <w:spacing w:val="-8"/>
-                <w:kern w:val="2"/>
-                <w:sz w:val="20"/>
-                <w:szCs w:val="20"/>
-                <w:shd w:val="clear" w:color="auto" w:fill="FFFFFF"/>
-              </w:rPr>
-              <w:t xml:space="preserve"> </w:t>
-            </w:r>
-            <w:r>
-              <w:rPr>
-                <w:rFonts w:cs="굴림" w:hint="eastAsia"/>
-                <w:color w:val="1919FF"/>
-                <w:spacing w:val="-8"/>
-                <w:kern w:val="2"/>
-                <w:sz w:val="20"/>
-                <w:szCs w:val="20"/>
-                <w:shd w:val="clear" w:color="auto" w:fill="FFFFFF"/>
-              </w:rPr>
-              <w:t xml:space="preserve">문제를 분석하고 해결하는 과정에 더 큰 흥미를 느껴 </w:t>
-            </w:r>
-            <w:r>
-              <w:rPr>
-                <w:rFonts w:cs="굴림"/>
-                <w:color w:val="1919FF"/>
-                <w:spacing w:val="-8"/>
-                <w:kern w:val="2"/>
-                <w:sz w:val="20"/>
-                <w:szCs w:val="20"/>
-                <w:shd w:val="clear" w:color="auto" w:fill="FFFFFF"/>
-              </w:rPr>
-              <w:t xml:space="preserve">IT </w:t>
-            </w:r>
-            <w:r>
-              <w:rPr>
-                <w:rFonts w:cs="굴림" w:hint="eastAsia"/>
-                <w:color w:val="1919FF"/>
-                <w:spacing w:val="-8"/>
-                <w:kern w:val="2"/>
-                <w:sz w:val="20"/>
-                <w:szCs w:val="20"/>
-                <w:shd w:val="clear" w:color="auto" w:fill="FFFFFF"/>
-              </w:rPr>
-              <w:t>분야로 진로를 전환했습니다.</w:t>
-            </w:r>
-            <w:r>
-              <w:rPr>
-                <w:rFonts w:cs="굴림"/>
-                <w:color w:val="1919FF"/>
-                <w:spacing w:val="-8"/>
-                <w:kern w:val="2"/>
-                <w:sz w:val="20"/>
-                <w:szCs w:val="20"/>
-                <w:shd w:val="clear" w:color="auto" w:fill="FFFFFF"/>
-              </w:rPr>
-              <w:t xml:space="preserve"> </w:t>
-            </w:r>
-            <w:r>
-              <w:rPr>
-                <w:rFonts w:cs="굴림" w:hint="eastAsia"/>
-                <w:color w:val="1919FF"/>
-                <w:spacing w:val="-8"/>
-                <w:kern w:val="2"/>
-                <w:sz w:val="20"/>
-                <w:szCs w:val="20"/>
-                <w:shd w:val="clear" w:color="auto" w:fill="FFFFFF"/>
-              </w:rPr>
-              <w:t xml:space="preserve">이를 위해 국비과정인 </w:t>
-            </w:r>
-            <w:r>
-              <w:rPr>
-                <w:rFonts w:cs="굴림"/>
-                <w:color w:val="1919FF"/>
-                <w:spacing w:val="-8"/>
-                <w:kern w:val="2"/>
-                <w:sz w:val="20"/>
-                <w:szCs w:val="20"/>
-                <w:shd w:val="clear" w:color="auto" w:fill="FFFFFF"/>
-              </w:rPr>
-              <w:t>‘</w:t>
-            </w:r>
-            <w:r>
-              <w:rPr>
-                <w:rFonts w:cs="굴림" w:hint="eastAsia"/>
-                <w:color w:val="1919FF"/>
-                <w:spacing w:val="-8"/>
-                <w:kern w:val="2"/>
-                <w:sz w:val="20"/>
-                <w:szCs w:val="20"/>
-                <w:shd w:val="clear" w:color="auto" w:fill="FFFFFF"/>
-              </w:rPr>
-              <w:t xml:space="preserve">공공데이터 융합 </w:t>
-            </w:r>
-            <w:proofErr w:type="spellStart"/>
-            <w:r>
-              <w:rPr>
-                <w:rFonts w:cs="굴림" w:hint="eastAsia"/>
-                <w:color w:val="1919FF"/>
-                <w:spacing w:val="-8"/>
-                <w:kern w:val="2"/>
-                <w:sz w:val="20"/>
-                <w:szCs w:val="20"/>
-                <w:shd w:val="clear" w:color="auto" w:fill="FFFFFF"/>
-              </w:rPr>
-              <w:t>풀스택</w:t>
-            </w:r>
-            <w:proofErr w:type="spellEnd"/>
-            <w:r>
-              <w:rPr>
-                <w:rFonts w:cs="굴림" w:hint="eastAsia"/>
-                <w:color w:val="1919FF"/>
-                <w:spacing w:val="-8"/>
-                <w:kern w:val="2"/>
-                <w:sz w:val="20"/>
-                <w:szCs w:val="20"/>
-                <w:shd w:val="clear" w:color="auto" w:fill="FFFFFF"/>
-              </w:rPr>
-              <w:t xml:space="preserve"> 개발자 양성과정</w:t>
-            </w:r>
-            <w:r>
-              <w:rPr>
-                <w:rFonts w:cs="굴림"/>
-                <w:color w:val="1919FF"/>
-                <w:spacing w:val="-8"/>
-                <w:kern w:val="2"/>
-                <w:sz w:val="20"/>
-                <w:szCs w:val="20"/>
-                <w:shd w:val="clear" w:color="auto" w:fill="FFFFFF"/>
-              </w:rPr>
-              <w:t>’</w:t>
-            </w:r>
-            <w:r>
-              <w:rPr>
-                <w:rFonts w:cs="굴림" w:hint="eastAsia"/>
-                <w:color w:val="1919FF"/>
-                <w:spacing w:val="-8"/>
-                <w:kern w:val="2"/>
-                <w:sz w:val="20"/>
-                <w:szCs w:val="20"/>
-                <w:shd w:val="clear" w:color="auto" w:fill="FFFFFF"/>
-              </w:rPr>
-              <w:t>에 참여하며 Java, Spring</w:t>
-            </w:r>
-            <w:r>
-              <w:rPr>
-                <w:rFonts w:cs="굴림"/>
-                <w:color w:val="1919FF"/>
-                <w:spacing w:val="-8"/>
-                <w:kern w:val="2"/>
-                <w:sz w:val="20"/>
-                <w:szCs w:val="20"/>
-                <w:shd w:val="clear" w:color="auto" w:fill="FFFFFF"/>
-              </w:rPr>
-              <w:t xml:space="preserve"> </w:t>
-            </w:r>
-            <w:r>
-              <w:rPr>
-                <w:rFonts w:cs="굴림" w:hint="eastAsia"/>
-                <w:color w:val="1919FF"/>
-                <w:spacing w:val="-8"/>
-                <w:kern w:val="2"/>
-                <w:sz w:val="20"/>
-                <w:szCs w:val="20"/>
-                <w:shd w:val="clear" w:color="auto" w:fill="FFFFFF"/>
-              </w:rPr>
-              <w:t>기반의 웹 개발과 데이터베이스 설계,</w:t>
-            </w:r>
-            <w:r>
-              <w:rPr>
-                <w:rFonts w:cs="굴림"/>
-                <w:color w:val="1919FF"/>
-                <w:spacing w:val="-8"/>
-                <w:kern w:val="2"/>
-                <w:sz w:val="20"/>
-                <w:szCs w:val="20"/>
-                <w:shd w:val="clear" w:color="auto" w:fill="FFFFFF"/>
-              </w:rPr>
-              <w:t xml:space="preserve"> </w:t>
-            </w:r>
-            <w:r>
-              <w:rPr>
-                <w:rFonts w:cs="굴림" w:hint="eastAsia"/>
-                <w:color w:val="1919FF"/>
-                <w:spacing w:val="-8"/>
-                <w:kern w:val="2"/>
-                <w:sz w:val="20"/>
-                <w:szCs w:val="20"/>
-                <w:shd w:val="clear" w:color="auto" w:fill="FFFFFF"/>
-              </w:rPr>
-              <w:t>프로젝트를 수행했고,</w:t>
-            </w:r>
-            <w:r>
-              <w:rPr>
-                <w:rFonts w:cs="굴림"/>
-                <w:color w:val="1919FF"/>
-                <w:spacing w:val="-8"/>
-                <w:kern w:val="2"/>
-                <w:sz w:val="20"/>
-                <w:szCs w:val="20"/>
-                <w:shd w:val="clear" w:color="auto" w:fill="FFFFFF"/>
-              </w:rPr>
-              <w:t xml:space="preserve"> </w:t>
-            </w:r>
-            <w:r>
-              <w:rPr>
-                <w:rFonts w:cs="굴림" w:hint="eastAsia"/>
-                <w:color w:val="1919FF"/>
-                <w:spacing w:val="-8"/>
-                <w:kern w:val="2"/>
-                <w:sz w:val="20"/>
-                <w:szCs w:val="20"/>
-                <w:shd w:val="clear" w:color="auto" w:fill="FFFFFF"/>
-              </w:rPr>
-              <w:t>정보처리기사 필기에도 합격하며 개발 역량을 체계적으로 쌓아왔습니다.</w:t>
-            </w:r>
-          </w:p>
-          <w:p>
-            <w:pPr>
-              <w:pStyle w:val="ab"/>
-              <w:numPr>
-                <w:ilvl w:val="0"/>
-                <w:numId w:val="3"/>
-              </w:numPr>
-              <w:rPr>
-                <w:rFonts w:cs="굴림"/>
-                <w:color w:val="1919FF"/>
-                <w:spacing w:val="-8"/>
-                <w:kern w:val="2"/>
-                <w:sz w:val="20"/>
-                <w:szCs w:val="20"/>
-                <w:shd w:val="clear" w:color="auto" w:fill="FFFFFF"/>
-              </w:rPr>
-            </w:pPr>
-            <w:r>
-              <w:rPr>
-                <w:rFonts w:cs="굴림" w:hint="eastAsia"/>
-                <w:color w:val="1919FF"/>
-                <w:spacing w:val="-8"/>
-                <w:kern w:val="2"/>
-                <w:sz w:val="20"/>
-                <w:szCs w:val="20"/>
-                <w:shd w:val="clear" w:color="auto" w:fill="FFFFFF"/>
-              </w:rPr>
-              <w:t>특히 직접 작성한 코드가 의도한 대로 동작하고 여러 기능이 유기적으로 연결되어 하나의 서비스를 완성하는 과정에서 큰 보람을 느꼈습니다</w:t>
-            </w:r>
-            <w:r>
-              <w:rPr>
-                <w:rFonts w:cs="굴림" w:hint="eastAsia"/>
-                <w:color w:val="1919FF"/>
-                <w:spacing w:val="-8"/>
-                <w:kern w:val="2"/>
-                <w:sz w:val="20"/>
-                <w:szCs w:val="20"/>
-                <w:shd w:val="clear" w:color="auto" w:fill="FFFFFF"/>
-              </w:rPr>
-              <w:t xml:space="preserve">. 사용자에게 안정적인 서비스를 제공하는 기반을 만드는 </w:t>
-            </w:r>
-            <w:proofErr w:type="spellStart"/>
-            <w:r>
-              <w:rPr>
-                <w:rFonts w:cs="굴림" w:hint="eastAsia"/>
-                <w:color w:val="1919FF"/>
-                <w:spacing w:val="-8"/>
-                <w:kern w:val="2"/>
-                <w:sz w:val="20"/>
-                <w:szCs w:val="20"/>
-                <w:shd w:val="clear" w:color="auto" w:fill="FFFFFF"/>
-              </w:rPr>
-              <w:t>백엔드</w:t>
-            </w:r>
-            <w:proofErr w:type="spellEnd"/>
-            <w:r>
-              <w:rPr>
-                <w:rFonts w:cs="굴림" w:hint="eastAsia"/>
-                <w:color w:val="1919FF"/>
-                <w:spacing w:val="-8"/>
-                <w:kern w:val="2"/>
-                <w:sz w:val="20"/>
-                <w:szCs w:val="20"/>
-                <w:shd w:val="clear" w:color="auto" w:fill="FFFFFF"/>
-              </w:rPr>
-              <w:t xml:space="preserve"> 개발이 저의 적성과 가장 잘 맞는 분야라고 확신했으며,</w:t>
-            </w:r>
-            <w:r>
-              <w:rPr>
-                <w:rFonts w:cs="굴림"/>
-                <w:color w:val="1919FF"/>
-                <w:spacing w:val="-8"/>
-                <w:kern w:val="2"/>
-                <w:sz w:val="20"/>
-                <w:szCs w:val="20"/>
-                <w:shd w:val="clear" w:color="auto" w:fill="FFFFFF"/>
-              </w:rPr>
-              <w:t xml:space="preserve"> </w:t>
-            </w:r>
-            <w:r>
-              <w:rPr>
-                <w:rFonts w:cs="굴림" w:hint="eastAsia"/>
-                <w:color w:val="1919FF"/>
-                <w:spacing w:val="-8"/>
-                <w:kern w:val="2"/>
-                <w:sz w:val="20"/>
-                <w:szCs w:val="20"/>
-                <w:shd w:val="clear" w:color="auto" w:fill="FFFFFF"/>
-              </w:rPr>
-              <w:t>탄탄한 설계와 꾸준한 학습을 바탕으로 신뢰받는 개발자가 되고자 지원했습니다.</w:t>
-            </w:r>
-          </w:p>
-          <w:p>
-            <w:pPr>
-              <w:pStyle w:val="ab"/>
-              <w:numPr>
-                <w:ilvl w:val="0"/>
-                <w:numId w:val="3"/>
-              </w:numPr>
-              <w:rPr>
-                <w:rFonts w:cs="굴림"/>
-                <w:color w:val="1919FF"/>
-                <w:spacing w:val="-8"/>
-                <w:kern w:val="2"/>
-                <w:sz w:val="20"/>
-                <w:szCs w:val="20"/>
-                <w:shd w:val="clear" w:color="auto" w:fill="FFFFFF"/>
-              </w:rPr>
-            </w:pPr>
-            <w:r>
-              <w:rPr>
-                <w:rFonts w:cs="굴림" w:hint="eastAsia"/>
-                <w:color w:val="1919FF"/>
-                <w:spacing w:val="-8"/>
-                <w:kern w:val="2"/>
-                <w:sz w:val="20"/>
-                <w:szCs w:val="20"/>
-                <w:shd w:val="clear" w:color="auto" w:fill="FFFFFF"/>
-              </w:rPr>
-              <w:t>입사 후에는 새로운 기술과 업무를 빠르게 습득하며 맡은 역할을 책임감 있게 수행하겠습니다.</w:t>
-            </w:r>
-            <w:r>
-              <w:rPr>
-                <w:rFonts w:cs="굴림"/>
-                <w:color w:val="1919FF"/>
-                <w:spacing w:val="-8"/>
-                <w:kern w:val="2"/>
-                <w:sz w:val="20"/>
-                <w:szCs w:val="20"/>
-                <w:shd w:val="clear" w:color="auto" w:fill="FFFFFF"/>
-              </w:rPr>
-              <w:t xml:space="preserve"> </w:t>
-            </w:r>
-            <w:r>
-              <w:rPr>
-                <w:rFonts w:cs="굴림" w:hint="eastAsia"/>
-                <w:color w:val="1919FF"/>
-                <w:spacing w:val="-8"/>
-                <w:kern w:val="2"/>
-                <w:sz w:val="20"/>
-                <w:szCs w:val="20"/>
-                <w:shd w:val="clear" w:color="auto" w:fill="FFFFFF"/>
-              </w:rPr>
-              <w:t>끊임없이 배우고 개선점을 고민하며 팀원들이 신뢰할 수 있는 개발자로 성장하겠습니다.</w:t>
-            </w:r>
-          </w:p>
-          <w:p>
-            <w:pPr>
-              <w:rPr>
-                <w:rFonts w:cs="굴림"/>
-                <w:color w:val="1919FF"/>
-                <w:spacing w:val="-8"/>
-                <w:kern w:val="2"/>
-                <w:sz w:val="20"/>
-                <w:szCs w:val="20"/>
-                <w:shd w:val="clear" w:color="auto" w:fill="FFFFFF"/>
-              </w:rPr>
-            </w:pPr>
+              <w:t xml:space="preserve"> 개발자로 지원하게 되었습니다. 돌아서 시작한 만큼 지금의 몰입을 오래 유지하며 꾸준히 성장하겠습니다.</w:t>
+            </w:r>
           </w:p>
           <w:p>
             <w:pPr>
@@ -4384,13 +4022,24 @@
             </w:pPr>
             <w:r>
               <w:rPr>
+                <w:rFonts w:hint="eastAsia"/>
                 <w:b/>
                 <w:bCs/>
                 <w:color w:val="0000FF"/>
                 <w:sz w:val="20"/>
                 <w:szCs w:val="20"/>
               </w:rPr>
-              <w:t xml:space="preserve">'필요한 사람'이 되기 위한 능동적인 배움 </w:t>
+              <w:t>필요한</w:t>
+            </w:r>
+            <w:r>
+              <w:rPr>
+                <w:b/>
+                <w:bCs/>
+                <w:color w:val="0000FF"/>
+                <w:sz w:val="20"/>
+                <w:szCs w:val="20"/>
+              </w:rPr>
+              <w:t xml:space="preserve"> 사람이 되자</w:t>
             </w:r>
           </w:p>
         </w:tc>
@@ -4411,22 +4060,13 @@
           <w:p>
             <w:pPr>
               <w:rPr>
-                <w:color w:val="000000" w:themeColor="text1"/>
-                <w:sz w:val="20"/>
-                <w:szCs w:val="20"/>
-              </w:rPr>
-            </w:pPr>
-            <w:r>
-              <w:rPr>
                 <w:rFonts w:cs="굴림"/>
                 <w:color w:val="000000" w:themeColor="text1"/>
                 <w:sz w:val="20"/>
                 <w:szCs w:val="20"/>
                 <w:shd w:val="clear" w:color="auto" w:fill="FFFFFF"/>
               </w:rPr>
-              <w:t xml:space="preserve">'어디서나 필요한 사람이 되자'는 생활신조 아래, 새로운 지식을 습득하는 데 주저함이 없었습니다. 현재 6개월간의 국비 지원 </w:t>
-            </w:r>
-            <w:proofErr w:type="spellStart"/>
+            </w:pPr>
             <w:r>
               <w:rPr>
                 <w:rFonts w:cs="굴림"/>
@@ -4435,9 +4075,9 @@
                 <w:szCs w:val="20"/>
                 <w:shd w:val="clear" w:color="auto" w:fill="FFFFFF"/>
               </w:rPr>
-              <w:t>풀스택</w:t>
-            </w:r>
-            <w:proofErr w:type="spellEnd"/>
+              <w:t xml:space="preserve">'필요한 사람이 되자'는 것이 제 </w:t>
+            </w:r>
+            <w:proofErr w:type="spellStart"/>
             <w:r>
               <w:rPr>
                 <w:rFonts w:cs="굴림"/>
@@ -4446,283 +4086,100 @@
                 <w:szCs w:val="20"/>
                 <w:shd w:val="clear" w:color="auto" w:fill="FFFFFF"/>
               </w:rPr>
-              <w:t xml:space="preserve"> 과정을 통해 전체적인 서비스 흐름을 익히고 있습니다. 단순한 기능 구현을 넘어, 시스템의 구조적 안정성을 이해하려는 능동적인 태도로 학습에 임하며 개발자로서의 가치관을 정립해 왔습니다. </w:t>
-            </w:r>
-          </w:p>
-          <w:p>
-            <w:pPr>
-              <w:rPr>
-                <w:sz w:val="20"/>
-                <w:szCs w:val="20"/>
-              </w:rPr>
-            </w:pPr>
-          </w:p>
-          <w:p>
-            <w:pPr>
-              <w:rPr>
-                <w:color w:val="0000FF"/>
-                <w:sz w:val="20"/>
-                <w:szCs w:val="20"/>
-              </w:rPr>
-            </w:pPr>
-            <w:r>
-              <w:rPr>
-                <w:rFonts w:hint="eastAsia"/>
-                <w:color w:val="0000FF"/>
-                <w:sz w:val="20"/>
-                <w:szCs w:val="20"/>
-              </w:rPr>
-              <w:t xml:space="preserve">성장과정을 작성하실 때는 </w:t>
-            </w:r>
-            <w:r>
-              <w:rPr>
-                <w:color w:val="0000FF"/>
-                <w:sz w:val="20"/>
-                <w:szCs w:val="20"/>
-              </w:rPr>
-              <w:t>‘</w:t>
-            </w:r>
-            <w:r>
-              <w:rPr>
-                <w:rFonts w:hint="eastAsia"/>
-                <w:color w:val="0000FF"/>
-                <w:sz w:val="20"/>
-                <w:szCs w:val="20"/>
-              </w:rPr>
-              <w:t>개발자가 된 이유</w:t>
-            </w:r>
-            <w:r>
-              <w:rPr>
-                <w:color w:val="0000FF"/>
-                <w:sz w:val="20"/>
-                <w:szCs w:val="20"/>
-              </w:rPr>
-              <w:t xml:space="preserve">’ </w:t>
-            </w:r>
-            <w:r>
-              <w:rPr>
-                <w:rFonts w:hint="eastAsia"/>
-                <w:color w:val="0000FF"/>
-                <w:sz w:val="20"/>
-                <w:szCs w:val="20"/>
-              </w:rPr>
-              <w:t xml:space="preserve">보다 </w:t>
-            </w:r>
-            <w:r>
-              <w:rPr>
-                <w:color w:val="0000FF"/>
-                <w:sz w:val="20"/>
-                <w:szCs w:val="20"/>
-              </w:rPr>
-              <w:t>‘</w:t>
-            </w:r>
-            <w:r>
-              <w:rPr>
-                <w:rFonts w:hint="eastAsia"/>
-                <w:color w:val="0000FF"/>
-                <w:sz w:val="20"/>
-                <w:szCs w:val="20"/>
-              </w:rPr>
-              <w:t>어떤 사람으로 성장해 왔는가</w:t>
-            </w:r>
-            <w:r>
-              <w:rPr>
-                <w:color w:val="0000FF"/>
-                <w:sz w:val="20"/>
-                <w:szCs w:val="20"/>
-              </w:rPr>
-              <w:t>’</w:t>
+              <w:t>생활신조입니다</w:t>
+            </w:r>
+            <w:proofErr w:type="spellEnd"/>
+            <w:r>
+              <w:rPr>
+                <w:rFonts w:cs="굴림"/>
+                <w:color w:val="000000" w:themeColor="text1"/>
+                <w:sz w:val="20"/>
+                <w:szCs w:val="20"/>
+                <w:shd w:val="clear" w:color="auto" w:fill="FFFFFF"/>
+              </w:rPr>
+              <w:t>. 거창한 목표를 세우기보다 지금 있는 자리에서 팀에 보탬이 되는 일을 찾아서 하자는 의미입니다. 이 가치관은 해군 기관병으로 복무하며 자리 잡았습니다. 기관 파트는 한 사람이 맡은 점검을 소홀히 하면 그 영향이 전체로 이어지는 곳이었기에, 각자가 자기 자리에서 제 몫을 해내는 것이 얼마나 중요한지 몸으로 배웠습니다.</w:t>
+            </w:r>
+          </w:p>
+          <w:p>
+            <w:pPr>
+              <w:rPr>
+                <w:rFonts w:cs="굴림"/>
+                <w:color w:val="000000" w:themeColor="text1"/>
+                <w:sz w:val="20"/>
+                <w:szCs w:val="20"/>
+                <w:shd w:val="clear" w:color="auto" w:fill="FFFFFF"/>
+              </w:rPr>
+            </w:pPr>
+          </w:p>
+          <w:p>
+            <w:pPr>
+              <w:rPr>
+                <w:sz w:val="20"/>
+                <w:szCs w:val="20"/>
+              </w:rPr>
+            </w:pPr>
+            <w:r>
+              <w:rPr>
+                <w:rFonts w:cs="굴림" w:hint="eastAsia"/>
+                <w:color w:val="000000" w:themeColor="text1"/>
+                <w:sz w:val="20"/>
+                <w:szCs w:val="20"/>
+                <w:shd w:val="clear" w:color="auto" w:fill="FFFFFF"/>
+              </w:rPr>
+              <w:t>졸업</w:t>
+            </w:r>
+            <w:r>
+              <w:rPr>
+                <w:rFonts w:cs="굴림"/>
+                <w:color w:val="000000" w:themeColor="text1"/>
+                <w:sz w:val="20"/>
+                <w:szCs w:val="20"/>
+                <w:shd w:val="clear" w:color="auto" w:fill="FFFFFF"/>
+              </w:rPr>
+              <w:t xml:space="preserve"> 후 진로를 다시 정하는 과정은 쉽지 않았지만, 이 신조가 방향을 잡아 주었습니다. 어디에 </w:t>
             </w:r>
             <w:proofErr w:type="spellStart"/>
             <w:r>
               <w:rPr>
-                <w:rFonts w:hint="eastAsia"/>
-                <w:color w:val="0000FF"/>
-                <w:sz w:val="20"/>
-                <w:szCs w:val="20"/>
-              </w:rPr>
-              <w:t>를</w:t>
+                <w:rFonts w:cs="굴림"/>
+                <w:color w:val="000000" w:themeColor="text1"/>
+                <w:sz w:val="20"/>
+                <w:szCs w:val="20"/>
+                <w:shd w:val="clear" w:color="auto" w:fill="FFFFFF"/>
+              </w:rPr>
+              <w:t>가서든</w:t>
             </w:r>
             <w:proofErr w:type="spellEnd"/>
             <w:r>
               <w:rPr>
-                <w:rFonts w:hint="eastAsia"/>
-                <w:color w:val="0000FF"/>
-                <w:sz w:val="20"/>
-                <w:szCs w:val="20"/>
-              </w:rPr>
-              <w:t xml:space="preserve"> 보여주는 것이 핵심입니다.</w:t>
-            </w:r>
-          </w:p>
-          <w:p>
-            <w:pPr>
-              <w:rPr>
-                <w:color w:val="0000FF"/>
-                <w:sz w:val="20"/>
-                <w:szCs w:val="20"/>
-              </w:rPr>
-            </w:pPr>
-            <w:r>
-              <w:rPr>
-                <w:rFonts w:hint="eastAsia"/>
-                <w:color w:val="0000FF"/>
-                <w:sz w:val="20"/>
-                <w:szCs w:val="20"/>
-              </w:rPr>
-              <w:t>현재 작성하신 내용은 개발자를 선택한 이유가 많이 들어가 있어서 지원동기와 상당히 겹칩니다.</w:t>
-            </w:r>
-          </w:p>
-          <w:p>
-            <w:pPr>
-              <w:rPr>
-                <w:color w:val="0000FF"/>
-                <w:sz w:val="20"/>
-                <w:szCs w:val="20"/>
-              </w:rPr>
-            </w:pPr>
-            <w:r>
-              <w:rPr>
-                <w:rFonts w:hint="eastAsia"/>
-                <w:color w:val="0000FF"/>
-                <w:sz w:val="20"/>
-                <w:szCs w:val="20"/>
-              </w:rPr>
-              <w:t xml:space="preserve">성장과정 </w:t>
-            </w:r>
-            <w:r>
-              <w:rPr>
-                <w:color w:val="0000FF"/>
-                <w:sz w:val="20"/>
-                <w:szCs w:val="20"/>
-              </w:rPr>
-              <w:t xml:space="preserve">-&gt; </w:t>
-            </w:r>
-            <w:r>
-              <w:rPr>
-                <w:rFonts w:hint="eastAsia"/>
-                <w:color w:val="0000FF"/>
-                <w:sz w:val="20"/>
-                <w:szCs w:val="20"/>
-              </w:rPr>
-              <w:t>어떤 사람인지,</w:t>
-            </w:r>
-            <w:r>
-              <w:rPr>
-                <w:color w:val="0000FF"/>
-                <w:sz w:val="20"/>
-                <w:szCs w:val="20"/>
-              </w:rPr>
-              <w:t xml:space="preserve"> </w:t>
-            </w:r>
-            <w:r>
-              <w:rPr>
-                <w:rFonts w:hint="eastAsia"/>
-                <w:color w:val="0000FF"/>
-                <w:sz w:val="20"/>
-                <w:szCs w:val="20"/>
-              </w:rPr>
-              <w:t>어떤 태도로 성장했는지</w:t>
-            </w:r>
-          </w:p>
-          <w:p>
-            <w:pPr>
-              <w:rPr>
-                <w:color w:val="0000FF"/>
-                <w:sz w:val="20"/>
-                <w:szCs w:val="20"/>
-              </w:rPr>
-            </w:pPr>
-            <w:r>
-              <w:rPr>
-                <w:rFonts w:hint="eastAsia"/>
-                <w:color w:val="0000FF"/>
-                <w:sz w:val="20"/>
-                <w:szCs w:val="20"/>
-              </w:rPr>
-              <w:t xml:space="preserve">보통은 성장하면서 겪었던 다양한 경험이나 가치관을 중심으로 </w:t>
-            </w:r>
-            <w:proofErr w:type="gramStart"/>
-            <w:r>
-              <w:rPr>
-                <w:rFonts w:hint="eastAsia"/>
-                <w:color w:val="0000FF"/>
-                <w:sz w:val="20"/>
-                <w:szCs w:val="20"/>
-              </w:rPr>
-              <w:t>작성 하시면</w:t>
-            </w:r>
-            <w:proofErr w:type="gramEnd"/>
-            <w:r>
-              <w:rPr>
-                <w:rFonts w:hint="eastAsia"/>
-                <w:color w:val="0000FF"/>
-                <w:sz w:val="20"/>
-                <w:szCs w:val="20"/>
-              </w:rPr>
-              <w:t xml:space="preserve"> 좋습니다.</w:t>
-            </w:r>
-            <w:r>
-              <w:rPr>
-                <w:color w:val="0000FF"/>
-                <w:sz w:val="20"/>
-                <w:szCs w:val="20"/>
-              </w:rPr>
-              <w:t xml:space="preserve"> ‘</w:t>
-            </w:r>
-            <w:r>
-              <w:rPr>
-                <w:rFonts w:hint="eastAsia"/>
-                <w:color w:val="0000FF"/>
-                <w:sz w:val="20"/>
-                <w:szCs w:val="20"/>
-              </w:rPr>
-              <w:t>어디서나 필요한 사람이 되자</w:t>
-            </w:r>
-            <w:r>
-              <w:rPr>
-                <w:color w:val="0000FF"/>
-                <w:sz w:val="20"/>
-                <w:szCs w:val="20"/>
-              </w:rPr>
-              <w:t>’</w:t>
-            </w:r>
-            <w:r>
-              <w:rPr>
-                <w:rFonts w:hint="eastAsia"/>
-                <w:color w:val="0000FF"/>
-                <w:sz w:val="20"/>
-                <w:szCs w:val="20"/>
-              </w:rPr>
-              <w:t xml:space="preserve">라는 생활신조를 바탕으로 새로운 분야에 도전한 경험을 구체적으로 </w:t>
-            </w:r>
-            <w:proofErr w:type="gramStart"/>
-            <w:r>
-              <w:rPr>
-                <w:rFonts w:hint="eastAsia"/>
-                <w:color w:val="0000FF"/>
-                <w:sz w:val="20"/>
-                <w:szCs w:val="20"/>
-              </w:rPr>
-              <w:t>작성 해주세요</w:t>
-            </w:r>
-            <w:proofErr w:type="gramEnd"/>
-            <w:r>
-              <w:rPr>
-                <w:rFonts w:hint="eastAsia"/>
-                <w:color w:val="0000FF"/>
-                <w:sz w:val="20"/>
-                <w:szCs w:val="20"/>
-              </w:rPr>
-              <w:t>!</w:t>
-            </w:r>
-          </w:p>
-          <w:p>
-            <w:pPr>
-              <w:rPr>
-                <w:sz w:val="20"/>
-                <w:szCs w:val="20"/>
-              </w:rPr>
-            </w:pPr>
+                <w:rFonts w:cs="굴림"/>
+                <w:color w:val="000000" w:themeColor="text1"/>
+                <w:sz w:val="20"/>
+                <w:szCs w:val="20"/>
+                <w:shd w:val="clear" w:color="auto" w:fill="FFFFFF"/>
+              </w:rPr>
+              <w:t xml:space="preserve"> 필요한 역할을 해낼 실력을 갖추자는 생각으로 개발 공부를 시작했고, 국비과정의 팀 프로젝트에서도 같은 태도로 임했습니다. 결과가 화면에 바로 드러나는 작업 대신 외부 API에서 데이터를 수집하고 정제하는 작업을 맡았습니다. 손이 많이 가고 티는 잘 나지 않지만 서비스 전체의 기반이 되는 일이었고, 데이터가 안정적으로 쌓이면서 팀원들이 각자의 기능 개발에 </w:t>
+            </w:r>
+            <w:r>
+              <w:rPr>
+                <w:rFonts w:cs="굴림" w:hint="eastAsia"/>
+                <w:color w:val="000000" w:themeColor="text1"/>
+                <w:sz w:val="20"/>
+                <w:szCs w:val="20"/>
+                <w:shd w:val="clear" w:color="auto" w:fill="FFFFFF"/>
+              </w:rPr>
+              <w:t>집중할</w:t>
+            </w:r>
+            <w:r>
+              <w:rPr>
+                <w:rFonts w:cs="굴림"/>
+                <w:color w:val="000000" w:themeColor="text1"/>
+                <w:sz w:val="20"/>
+                <w:szCs w:val="20"/>
+                <w:shd w:val="clear" w:color="auto" w:fill="FFFFFF"/>
+              </w:rPr>
+              <w:t xml:space="preserve"> 수 있었습니다. 눈에 띄지 않아도 필요한 일을 먼저 찾아서 해내는 경험들이 지금의 저를 만들었다고 생각합니다.</w:t>
+            </w:r>
           </w:p>
         </w:tc>
       </w:tr>
@@ -4772,15 +4229,15 @@
             </w:pPr>
             <w:r>
               <w:rPr>
+                <w:rFonts w:hint="eastAsia"/>
                 <w:b/>
                 <w:bCs/>
                 <w:color w:val="0000FF"/>
                 <w:sz w:val="20"/>
                 <w:szCs w:val="20"/>
               </w:rPr>
-              <w:t xml:space="preserve">빠른 </w:t>
-            </w:r>
-            <w:proofErr w:type="spellStart"/>
+              <w:t>빠르게</w:t>
+            </w:r>
             <w:r>
               <w:rPr>
                 <w:b/>
@@ -4789,18 +4246,7 @@
                 <w:sz w:val="20"/>
                 <w:szCs w:val="20"/>
               </w:rPr>
-              <w:t>습득력과</w:t>
-            </w:r>
-            <w:proofErr w:type="spellEnd"/>
-            <w:r>
-              <w:rPr>
-                <w:b/>
-                <w:bCs/>
-                <w:color w:val="0000FF"/>
-                <w:sz w:val="20"/>
-                <w:szCs w:val="20"/>
-              </w:rPr>
-              <w:t xml:space="preserve"> 철저한 우선순위 관리 </w:t>
+              <w:t xml:space="preserve"> 배우되, 급하게 고치지 않기</w:t>
             </w:r>
           </w:p>
         </w:tc>
@@ -4830,14 +4276,57 @@
             </w:pPr>
             <w:r>
               <w:rPr>
+                <w:rFonts w:cs="굴림" w:hint="eastAsia"/>
+                <w:color w:val="000000" w:themeColor="text1"/>
+                <w:sz w:val="20"/>
+                <w:szCs w:val="20"/>
+                <w:shd w:val="clear" w:color="auto" w:fill="FFFFFF"/>
+              </w:rPr>
+              <w:t>저의</w:t>
+            </w:r>
+            <w:r>
+              <w:rPr>
                 <w:rFonts w:cs="굴림"/>
                 <w:color w:val="000000" w:themeColor="text1"/>
                 <w:sz w:val="20"/>
                 <w:szCs w:val="20"/>
                 <w:shd w:val="clear" w:color="auto" w:fill="FFFFFF"/>
               </w:rPr>
-              <w:t xml:space="preserve">저의 강점은 새로운 기술 스택도 핵심을 빠르게 파악해 프로젝트에 즉시 적용하는 '빠른 적응력'입니다. 반면, 예상치 못한 변수 앞에서 조바심을 느끼기도 하지만, 이를 극복하기 위해 업무 우선순위를 철저히 정리하고 플랜 B를 마련하여 차분하게 대처하는 습관을 통해 업무의 완성도를 높이고 있습니다. </w:t>
-            </w:r>
+              <w:t xml:space="preserve"> 강점은 새로운 기술을 빠르게 익혀 실제 문제에 적용하는 적응력입니다. 팀 프로젝트에서 KRX, DART 같은 공공 API 연동을 처음 맡았을 때, 공식 문서와 실제 응답을 직접 비교해 가며 압축된 XML 응답을 </w:t>
+            </w:r>
+            <w:proofErr w:type="spellStart"/>
+            <w:r>
+              <w:rPr>
+                <w:rFonts w:cs="굴림"/>
+                <w:color w:val="000000" w:themeColor="text1"/>
+                <w:sz w:val="20"/>
+                <w:szCs w:val="20"/>
+                <w:shd w:val="clear" w:color="auto" w:fill="FFFFFF"/>
+              </w:rPr>
+              <w:t>파싱하는</w:t>
+            </w:r>
+            <w:proofErr w:type="spellEnd"/>
+            <w:r>
+              <w:rPr>
+                <w:rFonts w:cs="굴림"/>
+                <w:color w:val="000000" w:themeColor="text1"/>
+                <w:sz w:val="20"/>
+                <w:szCs w:val="20"/>
+                <w:shd w:val="clear" w:color="auto" w:fill="FFFFFF"/>
+              </w:rPr>
+              <w:t xml:space="preserve"> 방법부터 비동기 처리까지 하나씩 익혀 데이터 수집 파이프라인을 완성했습니다. 낯선 기술이라도 문서를 파고들고 직접 호출해 확인하면 해낼 수 있다는 것을 경험으로 배웠습니다.</w:t>
+            </w:r>
+          </w:p>
+          <w:p>
+            <w:pPr>
+              <w:rPr>
+                <w:rFonts w:cs="굴림"/>
+                <w:color w:val="000000" w:themeColor="text1"/>
+                <w:sz w:val="20"/>
+                <w:szCs w:val="20"/>
+                <w:shd w:val="clear" w:color="auto" w:fill="FFFFFF"/>
+              </w:rPr>
+            </w:pPr>
           </w:p>
           <w:p>
             <w:pPr>
@@ -4849,388 +4338,46 @@
                 <w:shd w:val="clear" w:color="auto" w:fill="FFFFFF"/>
               </w:rPr>
             </w:pPr>
-          </w:p>
-          <w:p>
-            <w:pPr>
+            <w:r>
+              <w:rPr>
+                <w:rFonts w:cs="굴림" w:hint="eastAsia"/>
+                <w:color w:val="000000" w:themeColor="text1"/>
+                <w:sz w:val="20"/>
+                <w:szCs w:val="20"/>
+                <w:shd w:val="clear" w:color="auto" w:fill="FFFFFF"/>
+              </w:rPr>
+              <w:t>반면</w:t>
+            </w:r>
+            <w:r>
               <w:rPr>
                 <w:rFonts w:cs="굴림"/>
-                <w:color w:val="1919FF"/>
+                <w:color w:val="000000" w:themeColor="text1"/>
                 <w:sz w:val="20"/>
                 <w:szCs w:val="20"/>
                 <w:shd w:val="clear" w:color="auto" w:fill="FFFFFF"/>
               </w:rPr>
-            </w:pPr>
+              <w:t xml:space="preserve"> 계획에 없던 문제가 생기면 조바심을 내는 편입니다. 프로젝트에서 재무 데이터에 0값이 비정상적으로 많이 저장되는 문제가 발생했을 때, 급한 마음에 짐작 가는 부분을 이것저것 고쳐보며 시간을 낭비한 적이 있습니다. 이후 API 응답을 하나씩 비교하며 원인을 좁혀간 결과 회사마다 계정 이름 표기가 달라 매칭에 실패한 것이 원인이었고, 표기와 무관하게 동일한 표준 계정 코드로 매칭 기준을 바꿔 해결했습니다. 이 경험 이후로는 문제가 생기면 손부터 대지 않</w:t>
+            </w:r>
             <w:r>
               <w:rPr>
                 <w:rFonts w:cs="굴림" w:hint="eastAsia"/>
-                <w:color w:val="1919FF"/>
+                <w:color w:val="000000" w:themeColor="text1"/>
                 <w:sz w:val="20"/>
                 <w:szCs w:val="20"/>
                 <w:shd w:val="clear" w:color="auto" w:fill="FFFFFF"/>
               </w:rPr>
-              <w:t>문장의 방향은 좋지만 장점의 근거가 부족하고,</w:t>
+              <w:t>고</w:t>
             </w:r>
             <w:r>
               <w:rPr>
                 <w:rFonts w:cs="굴림"/>
-                <w:color w:val="1919FF"/>
+                <w:color w:val="000000" w:themeColor="text1"/>
                 <w:sz w:val="20"/>
                 <w:szCs w:val="20"/>
                 <w:shd w:val="clear" w:color="auto" w:fill="FFFFFF"/>
               </w:rPr>
-              <w:t xml:space="preserve"> </w:t>
-            </w:r>
-            <w:r>
-              <w:rPr>
-                <w:rFonts w:cs="굴림" w:hint="eastAsia"/>
-                <w:color w:val="1919FF"/>
-                <w:sz w:val="20"/>
-                <w:szCs w:val="20"/>
-                <w:shd w:val="clear" w:color="auto" w:fill="FFFFFF"/>
-              </w:rPr>
-              <w:t>단점이 다소 추상적입니다.</w:t>
-            </w:r>
-          </w:p>
-          <w:p>
-            <w:pPr>
-              <w:rPr>
-                <w:rFonts w:cs="굴림"/>
-                <w:color w:val="1919FF"/>
-                <w:sz w:val="20"/>
-                <w:szCs w:val="20"/>
-                <w:shd w:val="clear" w:color="auto" w:fill="FFFFFF"/>
-              </w:rPr>
-            </w:pPr>
-            <w:r>
-              <w:rPr>
-                <w:rFonts w:cs="굴림" w:hint="eastAsia"/>
-                <w:color w:val="1919FF"/>
-                <w:sz w:val="20"/>
-                <w:szCs w:val="20"/>
-                <w:shd w:val="clear" w:color="auto" w:fill="FFFFFF"/>
-              </w:rPr>
-              <w:t>특히 신입 개발자의 성</w:t>
-            </w:r>
-            <w:r>
-              <w:rPr>
-                <w:rFonts w:cs="굴림" w:hint="eastAsia"/>
-                <w:color w:val="1919FF"/>
-                <w:sz w:val="20"/>
-                <w:szCs w:val="20"/>
-                <w:shd w:val="clear" w:color="auto" w:fill="FFFFFF"/>
-              </w:rPr>
-              <w:t>격의 장단점은 직무와 연결되는 역량이 드러나야 합니다.</w:t>
-            </w:r>
-          </w:p>
-          <w:p>
-            <w:pPr>
-              <w:rPr>
-                <w:rFonts w:cs="굴림"/>
-                <w:color w:val="1919FF"/>
-                <w:sz w:val="20"/>
-                <w:szCs w:val="20"/>
-                <w:shd w:val="clear" w:color="auto" w:fill="FFFFFF"/>
-              </w:rPr>
-            </w:pPr>
-          </w:p>
-          <w:p>
-            <w:pPr>
-              <w:pStyle w:val="ab"/>
-              <w:numPr>
-                <w:ilvl w:val="0"/>
-                <w:numId w:val="3"/>
-              </w:numPr>
-              <w:rPr>
-                <w:rFonts w:cs="굴림"/>
-                <w:color w:val="1919FF"/>
-                <w:sz w:val="20"/>
-                <w:szCs w:val="20"/>
-                <w:shd w:val="clear" w:color="auto" w:fill="FFFFFF"/>
-              </w:rPr>
-            </w:pPr>
-            <w:r>
-              <w:rPr>
-                <w:rFonts w:cs="굴림" w:hint="eastAsia"/>
-                <w:color w:val="1919FF"/>
-                <w:sz w:val="20"/>
-                <w:szCs w:val="20"/>
-                <w:shd w:val="clear" w:color="auto" w:fill="FFFFFF"/>
-              </w:rPr>
-              <w:t xml:space="preserve">저의 강점은 새로운 기술을 빠르게 익히고 업무에 적용하는 </w:t>
-            </w:r>
-            <w:proofErr w:type="gramStart"/>
-            <w:r>
-              <w:rPr>
-                <w:rFonts w:cs="굴림" w:hint="eastAsia"/>
-                <w:color w:val="1919FF"/>
-                <w:sz w:val="20"/>
-                <w:szCs w:val="20"/>
-                <w:shd w:val="clear" w:color="auto" w:fill="FFFFFF"/>
-              </w:rPr>
-              <w:t>적응력 입니다</w:t>
-            </w:r>
-            <w:proofErr w:type="gramEnd"/>
-            <w:r>
-              <w:rPr>
-                <w:rFonts w:cs="굴림" w:hint="eastAsia"/>
-                <w:color w:val="1919FF"/>
-                <w:sz w:val="20"/>
-                <w:szCs w:val="20"/>
-                <w:shd w:val="clear" w:color="auto" w:fill="FFFFFF"/>
-              </w:rPr>
-              <w:t>.</w:t>
-            </w:r>
-            <w:r>
-              <w:rPr>
-                <w:rFonts w:cs="굴림"/>
-                <w:color w:val="1919FF"/>
-                <w:sz w:val="20"/>
-                <w:szCs w:val="20"/>
-                <w:shd w:val="clear" w:color="auto" w:fill="FFFFFF"/>
-              </w:rPr>
-              <w:t xml:space="preserve"> </w:t>
-            </w:r>
-            <w:r>
-              <w:rPr>
-                <w:rFonts w:cs="굴림" w:hint="eastAsia"/>
-                <w:color w:val="1919FF"/>
-                <w:sz w:val="20"/>
-                <w:szCs w:val="20"/>
-                <w:shd w:val="clear" w:color="auto" w:fill="FFFFFF"/>
-              </w:rPr>
-              <w:t>[실제 경험 추가_예시:</w:t>
-            </w:r>
-            <w:r>
-              <w:rPr>
-                <w:rFonts w:cs="굴림"/>
-                <w:color w:val="1919FF"/>
-                <w:sz w:val="20"/>
-                <w:szCs w:val="20"/>
-                <w:shd w:val="clear" w:color="auto" w:fill="FFFFFF"/>
-              </w:rPr>
-              <w:t xml:space="preserve"> </w:t>
-            </w:r>
-            <w:r>
-              <w:rPr>
-                <w:rFonts w:cs="굴림" w:hint="eastAsia"/>
-                <w:color w:val="1919FF"/>
-                <w:sz w:val="20"/>
-                <w:szCs w:val="20"/>
-                <w:shd w:val="clear" w:color="auto" w:fill="FFFFFF"/>
-              </w:rPr>
-              <w:t>팀 프로젝트에서 처음 사용하는 기술이 필요했을 때 공식 문서와 기술 블로그를 참고하며 핵심 개념을 빠르게 익혔고,</w:t>
-            </w:r>
-            <w:r>
-              <w:rPr>
-                <w:rFonts w:cs="굴림"/>
-                <w:color w:val="1919FF"/>
-                <w:sz w:val="20"/>
-                <w:szCs w:val="20"/>
-                <w:shd w:val="clear" w:color="auto" w:fill="FFFFFF"/>
-              </w:rPr>
-              <w:t xml:space="preserve"> </w:t>
-            </w:r>
-            <w:r>
-              <w:rPr>
-                <w:rFonts w:cs="굴림" w:hint="eastAsia"/>
-                <w:color w:val="1919FF"/>
-                <w:sz w:val="20"/>
-                <w:szCs w:val="20"/>
-                <w:shd w:val="clear" w:color="auto" w:fill="FFFFFF"/>
-              </w:rPr>
-              <w:t xml:space="preserve">이를 바탕으로 맡은 기능을 기한 내 구현하여 프로젝트를 성공적으로 </w:t>
-            </w:r>
-            <w:proofErr w:type="gramStart"/>
-            <w:r>
-              <w:rPr>
-                <w:rFonts w:cs="굴림" w:hint="eastAsia"/>
-                <w:color w:val="1919FF"/>
-                <w:sz w:val="20"/>
-                <w:szCs w:val="20"/>
-                <w:shd w:val="clear" w:color="auto" w:fill="FFFFFF"/>
-              </w:rPr>
-              <w:t>마무리 했습니다</w:t>
-            </w:r>
-            <w:proofErr w:type="gramEnd"/>
-            <w:r>
-              <w:rPr>
-                <w:rFonts w:cs="굴림" w:hint="eastAsia"/>
-                <w:color w:val="1919FF"/>
-                <w:sz w:val="20"/>
-                <w:szCs w:val="20"/>
-                <w:shd w:val="clear" w:color="auto" w:fill="FFFFFF"/>
-              </w:rPr>
-              <w:t>.</w:t>
-            </w:r>
-            <w:r>
-              <w:rPr>
-                <w:rFonts w:cs="굴림"/>
-                <w:color w:val="1919FF"/>
-                <w:sz w:val="20"/>
-                <w:szCs w:val="20"/>
-                <w:shd w:val="clear" w:color="auto" w:fill="FFFFFF"/>
-              </w:rPr>
-              <w:t xml:space="preserve"> </w:t>
-            </w:r>
-            <w:r>
-              <w:rPr>
-                <w:rFonts w:cs="굴림" w:hint="eastAsia"/>
-                <w:color w:val="1919FF"/>
-                <w:sz w:val="20"/>
-                <w:szCs w:val="20"/>
-                <w:shd w:val="clear" w:color="auto" w:fill="FFFFFF"/>
-              </w:rPr>
-              <w:t>새로운 환경에서도 스스로 학습하고 적용하는 과정을 통해 빠르게 적응하는 역량을 키웠습니다.</w:t>
-            </w:r>
-            <w:r>
-              <w:rPr>
-                <w:rFonts w:cs="굴림"/>
-                <w:color w:val="1919FF"/>
-                <w:sz w:val="20"/>
-                <w:szCs w:val="20"/>
-                <w:shd w:val="clear" w:color="auto" w:fill="FFFFFF"/>
-              </w:rPr>
-              <w:t>]</w:t>
-            </w:r>
-          </w:p>
-          <w:p>
-            <w:pPr>
-              <w:pStyle w:val="ab"/>
-              <w:numPr>
-                <w:ilvl w:val="0"/>
-                <w:numId w:val="3"/>
-              </w:numPr>
-              <w:rPr>
-                <w:rFonts w:cs="굴림"/>
-                <w:color w:val="1919FF"/>
-                <w:sz w:val="20"/>
-                <w:szCs w:val="20"/>
-                <w:shd w:val="clear" w:color="auto" w:fill="FFFFFF"/>
-              </w:rPr>
-            </w:pPr>
-            <w:r>
-              <w:rPr>
-                <w:rFonts w:cs="굴림" w:hint="eastAsia"/>
-                <w:color w:val="1919FF"/>
-                <w:sz w:val="20"/>
-                <w:szCs w:val="20"/>
-                <w:shd w:val="clear" w:color="auto" w:fill="FFFFFF"/>
-              </w:rPr>
-              <w:t xml:space="preserve">반면 예상치 못한 오류가 발생하면 해결을 서두르는 경향이 </w:t>
-            </w:r>
-            <w:proofErr w:type="gramStart"/>
-            <w:r>
-              <w:rPr>
-                <w:rFonts w:cs="굴림" w:hint="eastAsia"/>
-                <w:color w:val="1919FF"/>
-                <w:sz w:val="20"/>
-                <w:szCs w:val="20"/>
-                <w:shd w:val="clear" w:color="auto" w:fill="FFFFFF"/>
-              </w:rPr>
-              <w:t>있었습니다.</w:t>
-            </w:r>
-            <w:r>
-              <w:rPr>
-                <w:rFonts w:cs="굴림"/>
-                <w:color w:val="1919FF"/>
-                <w:sz w:val="20"/>
-                <w:szCs w:val="20"/>
-                <w:shd w:val="clear" w:color="auto" w:fill="FFFFFF"/>
-              </w:rPr>
-              <w:t>[</w:t>
-            </w:r>
-            <w:proofErr w:type="gramEnd"/>
-            <w:r>
-              <w:rPr>
-                <w:rFonts w:cs="굴림" w:hint="eastAsia"/>
-                <w:color w:val="1919FF"/>
-                <w:sz w:val="20"/>
-                <w:szCs w:val="20"/>
-                <w:shd w:val="clear" w:color="auto" w:fill="FFFFFF"/>
-              </w:rPr>
-              <w:t>실제 경험 추가_예시:</w:t>
-            </w:r>
-            <w:r>
-              <w:rPr>
-                <w:rFonts w:cs="굴림"/>
-                <w:color w:val="1919FF"/>
-                <w:sz w:val="20"/>
-                <w:szCs w:val="20"/>
-                <w:shd w:val="clear" w:color="auto" w:fill="FFFFFF"/>
-              </w:rPr>
-              <w:t xml:space="preserve"> </w:t>
-            </w:r>
-            <w:r>
-              <w:rPr>
-                <w:rFonts w:cs="굴림" w:hint="eastAsia"/>
-                <w:color w:val="1919FF"/>
-                <w:sz w:val="20"/>
-                <w:szCs w:val="20"/>
-                <w:shd w:val="clear" w:color="auto" w:fill="FFFFFF"/>
-              </w:rPr>
-              <w:t>프로젝트 개발 중 로그인 기능에서 오류가 발생했을 때 원인을 충분히 분석하기보다 여러 방법을 한꺼번에 적용하며 시간을 낭비한 경험이 있습니다.</w:t>
-            </w:r>
-            <w:r>
-              <w:rPr>
-                <w:rFonts w:cs="굴림"/>
-                <w:color w:val="1919FF"/>
-                <w:sz w:val="20"/>
-                <w:szCs w:val="20"/>
-                <w:shd w:val="clear" w:color="auto" w:fill="FFFFFF"/>
-              </w:rPr>
-              <w:t xml:space="preserve"> </w:t>
-            </w:r>
-            <w:r>
-              <w:rPr>
-                <w:rFonts w:cs="굴림" w:hint="eastAsia"/>
-                <w:color w:val="1919FF"/>
-                <w:sz w:val="20"/>
-                <w:szCs w:val="20"/>
-                <w:shd w:val="clear" w:color="auto" w:fill="FFFFFF"/>
-              </w:rPr>
-              <w:t>이후에는 로그를 먼저 확인하고 문제를 작은 단위로 나누어 원인을 하나씩 검증하는 방식으로 문제를 해결하는 습관을 들였으며,</w:t>
-            </w:r>
-            <w:r>
-              <w:rPr>
-                <w:rFonts w:cs="굴림"/>
-                <w:color w:val="1919FF"/>
-                <w:sz w:val="20"/>
-                <w:szCs w:val="20"/>
-                <w:shd w:val="clear" w:color="auto" w:fill="FFFFFF"/>
-              </w:rPr>
-              <w:t xml:space="preserve"> </w:t>
-            </w:r>
-            <w:r>
-              <w:rPr>
-                <w:rFonts w:cs="굴림" w:hint="eastAsia"/>
-                <w:color w:val="1919FF"/>
-                <w:sz w:val="20"/>
-                <w:szCs w:val="20"/>
-                <w:shd w:val="clear" w:color="auto" w:fill="FFFFFF"/>
-              </w:rPr>
-              <w:t>보다 효율적이고 안정적으로 개발을 진행할 수 있게 되었습니다.</w:t>
-            </w:r>
-            <w:r>
-              <w:rPr>
-                <w:rFonts w:cs="굴림"/>
-                <w:color w:val="1919FF"/>
-                <w:sz w:val="20"/>
-                <w:szCs w:val="20"/>
-                <w:shd w:val="clear" w:color="auto" w:fill="FFFFFF"/>
-              </w:rPr>
-              <w:t>]</w:t>
-            </w:r>
-          </w:p>
-          <w:p>
-            <w:pPr>
-              <w:rPr>
-                <w:rFonts w:cs="굴림"/>
-                <w:color w:val="1919FF"/>
-                <w:sz w:val="20"/>
-                <w:szCs w:val="20"/>
-                <w:shd w:val="clear" w:color="auto" w:fill="FFFFFF"/>
-              </w:rPr>
-            </w:pPr>
+              <w:t xml:space="preserve"> 로그와 데이터를 먼저 확인한 뒤 작은 단위로 나눠 검증하는 습관을 들이고 있습니다.</w:t>
+            </w:r>
           </w:p>
           <w:p>
             <w:pPr>
@@ -5267,7 +4414,6 @@
                 <w:sz w:val="20"/>
                 <w:szCs w:val="20"/>
               </w:rPr>
-              <w:lastRenderedPageBreak/>
               <w:t>4)입사 후 포부</w:t>
             </w:r>
           </w:p>
@@ -5295,7 +4441,7 @@
                 <w:sz w:val="20"/>
                 <w:szCs w:val="20"/>
               </w:rPr>
-              <w:t xml:space="preserve">스스로 일을 찾는 주도적인 인재 </w:t>
+              <w:t>1인분에서 시작해, 스스로 일을 찾는 개발자로</w:t>
             </w:r>
           </w:p>
         </w:tc>
@@ -5323,20 +4469,47 @@
             </w:pPr>
             <w:r>
               <w:rPr>
+                <w:rFonts w:hint="eastAsia"/>
                 <w:color w:val="000000" w:themeColor="text1"/>
                 <w:sz w:val="20"/>
                 <w:szCs w:val="20"/>
               </w:rPr>
-              <w:t xml:space="preserve">입사 후, 조직의 기술 스택을 빠르게 익혀 1인분 이상의 역할을 해내는 것이 목표입니다. 지시를 기다리기보다 서비스 개선점을 스스로 찾아 제안하는 주도적인 태도를 갖추겠습니다. 팀원들이 언제든 믿고 업무를 맡길 수 있는 든든한 조력자이자, 회사의 성장에 반드시 필요한 인재가 되겠습니다. </w:t>
-            </w:r>
-          </w:p>
-          <w:p>
-            <w:pPr>
+              <w:t>입사</w:t>
+            </w:r>
+            <w:r>
               <w:rPr>
                 <w:color w:val="000000" w:themeColor="text1"/>
                 <w:sz w:val="20"/>
                 <w:szCs w:val="20"/>
               </w:rPr>
+              <w:t xml:space="preserve"> 후 첫 목표는 회사의 기술 스택과 도메인을 빠르게 익혀 제 몫을 해내는 것입니다. 초기에는 코드베이스와 업무 프로세스를 파악하는 데 집중하고, 모르는 부분은 </w:t>
+            </w:r>
+            <w:proofErr w:type="spellStart"/>
+            <w:r>
+              <w:rPr>
+                <w:color w:val="000000" w:themeColor="text1"/>
+                <w:sz w:val="20"/>
+                <w:szCs w:val="20"/>
+              </w:rPr>
+              <w:t>쌓아두지</w:t>
+            </w:r>
+            <w:proofErr w:type="spellEnd"/>
+            <w:r>
+              <w:rPr>
+                <w:color w:val="000000" w:themeColor="text1"/>
+                <w:sz w:val="20"/>
+                <w:szCs w:val="20"/>
+              </w:rPr>
+              <w:t xml:space="preserve"> 않고 바로 묻고 기록하며 적응 기간을 최대한 줄이겠습니다. 지금도 SQLD 자격증을 준비하며 데이터베이스 역량을 보완하고 있듯이, 업무에 필요한 공부를 스스로 찾아서 하는 습관을 실무에서도 이어가겠습니다.</w:t>
+            </w:r>
+          </w:p>
+          <w:p>
+            <w:pPr>
+              <w:rPr>
+                <w:color w:val="000000" w:themeColor="text1"/>
+                <w:sz w:val="20"/>
+                <w:szCs w:val="20"/>
+              </w:rPr>
             </w:pPr>
           </w:p>
           <w:p>
@@ -5350,19 +4523,19 @@
             <w:r>
               <w:rPr>
                 <w:rFonts w:hint="eastAsia"/>
-                <w:color w:val="0000FF"/>
-                <w:sz w:val="20"/>
-                <w:szCs w:val="20"/>
-              </w:rPr>
-              <w:t xml:space="preserve">입사 후 포부는 </w:t>
-            </w:r>
-            <w:r>
-              <w:rPr>
-                <w:color w:val="0000FF"/>
-                <w:sz w:val="20"/>
-                <w:szCs w:val="20"/>
-              </w:rPr>
-              <w:t>1</w:t>
+                <w:color w:val="000000" w:themeColor="text1"/>
+                <w:sz w:val="20"/>
+                <w:szCs w:val="20"/>
+              </w:rPr>
+              <w:t>맡은</w:t>
+            </w:r>
+            <w:r>
+              <w:rPr>
+                <w:color w:val="000000" w:themeColor="text1"/>
+                <w:sz w:val="20"/>
+                <w:szCs w:val="20"/>
+              </w:rPr>
+              <w:t xml:space="preserve"> 일에 익숙해진 뒤에는 지시를 기다리기보다 개선할 부분을 먼저 찾아 제안하겠습니다. 당연하게 돌아가는 코드도 한 번 더 들여다보고 더 나은 구조를 고민하는 태도로, 팀원들이 언제든 믿고 일을 맡길 수 있는 개발자가 되겠습니다. 회사의 성장에 필요한 사람이 되는 것이 최종 목표입니다.</w:t>
             </w:r>
             <w:r>
               <w:rPr>
@@ -5371,7 +4544,7 @@
                 <w:sz w:val="20"/>
                 <w:szCs w:val="20"/>
               </w:rPr>
-              <w:t>번 항목과 합쳐서 지원동기 및 입사 후 포부 로 사용하겠습니다.</w:t>
+              <w:t>.</w:t>
             </w:r>
           </w:p>
         </w:tc>
@@ -5422,15 +4595,15 @@
             </w:pPr>
             <w:r>
               <w:rPr>
+                <w:rFonts w:hint="eastAsia"/>
                 <w:b/>
                 <w:bCs/>
                 <w:color w:val="0000FF"/>
                 <w:sz w:val="20"/>
                 <w:szCs w:val="20"/>
               </w:rPr>
-              <w:t xml:space="preserve">협업을 통해 다진 </w:t>
-            </w:r>
-            <w:proofErr w:type="spellStart"/>
+              <w:t>하루</w:t>
+            </w:r>
             <w:r>
               <w:rPr>
                 <w:b/>
@@ -5439,18 +4612,7 @@
                 <w:sz w:val="20"/>
                 <w:szCs w:val="20"/>
               </w:rPr>
-              <w:t>풀스택</w:t>
-            </w:r>
-            <w:proofErr w:type="spellEnd"/>
-            <w:r>
-              <w:rPr>
-                <w:b/>
-                <w:bCs/>
-                <w:color w:val="0000FF"/>
-                <w:sz w:val="20"/>
-                <w:szCs w:val="20"/>
-              </w:rPr>
-              <w:t xml:space="preserve"> 역량 </w:t>
+              <w:t xml:space="preserve"> 2,700번의 API 호출을 1번으로</w:t>
             </w:r>
           </w:p>
         </w:tc>
@@ -5472,6 +4634,7 @@
             <w:pPr>
               <w:pStyle w:val="ac"/>
               <w:rPr>
+                <w:rFonts w:asciiTheme="majorEastAsia" w:eastAsiaTheme="majorEastAsia" w:hAnsiTheme="majorEastAsia" w:hint="eastAsia"/>
                 <w:color w:val="000000" w:themeColor="text1"/>
                 <w:kern w:val="0"/>
                 <w:shd w:val="clear" w:color="auto" w:fill="FFFFFF"/>
@@ -5479,1232 +4642,102 @@
             </w:pPr>
             <w:r>
               <w:rPr>
+                <w:rFonts w:asciiTheme="majorEastAsia" w:eastAsiaTheme="majorEastAsia" w:hAnsiTheme="majorEastAsia" w:hint="eastAsia"/>
                 <w:color w:val="000000" w:themeColor="text1"/>
                 <w:kern w:val="0"/>
                 <w:shd w:val="clear" w:color="auto" w:fill="FFFFFF"/>
               </w:rPr>
-              <w:t>국비</w:t>
-            </w:r>
-            <w:r>
-              <w:rPr>
+              <w:lastRenderedPageBreak/>
+              <w:t>아직 실무 경험은 없지만, 국비과정에서 협업 프로젝트를 통해 실무에 가까운 문제들을 해결해 왔습니다. 과정 초반에는 HTML과 JavaScript로 사용자 화면을 구현하는 포트폴리오를 팀으로 완성하며 협업 방식을 익혔고, 현재는 저평가 우량주를 자동으로 선별해 주는 투자 보조 서비스 '</w:t>
+            </w:r>
+            <w:proofErr w:type="spellStart"/>
+            <w:r>
+              <w:rPr>
+                <w:rFonts w:asciiTheme="majorEastAsia" w:eastAsiaTheme="majorEastAsia" w:hAnsiTheme="majorEastAsia" w:hint="eastAsia"/>
                 <w:color w:val="000000" w:themeColor="text1"/>
                 <w:kern w:val="0"/>
                 <w:shd w:val="clear" w:color="auto" w:fill="FFFFFF"/>
               </w:rPr>
-              <w:t xml:space="preserve"> </w:t>
-            </w:r>
-            <w:r>
-              <w:rPr>
+              <w:t>ValuePick</w:t>
+            </w:r>
+            <w:proofErr w:type="spellEnd"/>
+            <w:r>
+              <w:rPr>
+                <w:rFonts w:asciiTheme="majorEastAsia" w:eastAsiaTheme="majorEastAsia" w:hAnsiTheme="majorEastAsia" w:hint="eastAsia"/>
                 <w:color w:val="000000" w:themeColor="text1"/>
                 <w:kern w:val="0"/>
                 <w:shd w:val="clear" w:color="auto" w:fill="FFFFFF"/>
               </w:rPr>
-              <w:t>과정</w:t>
-            </w:r>
-            <w:r>
-              <w:rPr>
+              <w:t xml:space="preserve">'의 </w:t>
+            </w:r>
+            <w:proofErr w:type="spellStart"/>
+            <w:r>
+              <w:rPr>
+                <w:rFonts w:asciiTheme="majorEastAsia" w:eastAsiaTheme="majorEastAsia" w:hAnsiTheme="majorEastAsia" w:hint="eastAsia"/>
                 <w:color w:val="000000" w:themeColor="text1"/>
                 <w:kern w:val="0"/>
                 <w:shd w:val="clear" w:color="auto" w:fill="FFFFFF"/>
               </w:rPr>
-              <w:t xml:space="preserve"> </w:t>
-            </w:r>
-            <w:r>
-              <w:rPr>
+              <w:t>백엔드를</w:t>
+            </w:r>
+            <w:proofErr w:type="spellEnd"/>
+            <w:r>
+              <w:rPr>
+                <w:rFonts w:asciiTheme="majorEastAsia" w:eastAsiaTheme="majorEastAsia" w:hAnsiTheme="majorEastAsia" w:hint="eastAsia"/>
                 <w:color w:val="000000" w:themeColor="text1"/>
                 <w:kern w:val="0"/>
                 <w:shd w:val="clear" w:color="auto" w:fill="FFFFFF"/>
               </w:rPr>
-              <w:t>중</w:t>
-            </w:r>
-            <w:r>
-              <w:rPr>
+              <w:t xml:space="preserve"> Spring Boot 기반으로 개발하고 있습니다.</w:t>
+            </w:r>
+          </w:p>
+          <w:p>
+            <w:pPr>
+              <w:pStyle w:val="ac"/>
+              <w:rPr>
+                <w:rFonts w:asciiTheme="majorEastAsia" w:eastAsiaTheme="majorEastAsia" w:hAnsiTheme="majorEastAsia" w:hint="eastAsia"/>
                 <w:color w:val="000000" w:themeColor="text1"/>
                 <w:kern w:val="0"/>
                 <w:shd w:val="clear" w:color="auto" w:fill="FFFFFF"/>
               </w:rPr>
-              <w:t xml:space="preserve"> HTML</w:t>
-            </w:r>
-            <w:r>
-              <w:rPr>
+            </w:pPr>
+          </w:p>
+          <w:p>
+            <w:pPr>
+              <w:pStyle w:val="ac"/>
+              <w:rPr>
+                <w:rFonts w:ascii="돋움" w:eastAsia="돋움" w:hAnsi="돋움"/>
+                <w:color w:val="0000FF"/>
+              </w:rPr>
+            </w:pPr>
+            <w:r>
+              <w:rPr>
+                <w:rFonts w:asciiTheme="majorEastAsia" w:eastAsiaTheme="majorEastAsia" w:hAnsiTheme="majorEastAsia" w:hint="eastAsia"/>
                 <w:color w:val="000000" w:themeColor="text1"/>
                 <w:kern w:val="0"/>
                 <w:shd w:val="clear" w:color="auto" w:fill="FFFFFF"/>
               </w:rPr>
-              <w:t>과</w:t>
-            </w:r>
-            <w:r>
-              <w:rPr>
+              <w:t xml:space="preserve">이 프로젝트에서 주가 데이터를 수집할 때 공공 API를 종목별로 호출하는 구조 때문에 하루 2,700번의 호출이 발생했고, 일일 호출 한도를 초과해 수집이 중단되는 문제가 있었습니다. 매일 실행되는 스케줄러가 안정적으로 돌아가려면 호출 구조 자체를 바꿔야 했습니다. API 문서를 처음부터 다시 확인한 결과 종목코드 필터가 필수 파라미터가 아니라는 점을 발견했고, 날짜 기준으로 전 종목 데이터를 한 번에 받아오도록 구조를 변경했습니다. 그 결과 하루 호출 수가 2,700번에서 1번으로 줄었고 파싱 코드도 </w:t>
+            </w:r>
+            <w:proofErr w:type="spellStart"/>
+            <w:r>
+              <w:rPr>
+                <w:rFonts w:asciiTheme="majorEastAsia" w:eastAsiaTheme="majorEastAsia" w:hAnsiTheme="majorEastAsia" w:hint="eastAsia"/>
                 <w:color w:val="000000" w:themeColor="text1"/>
                 <w:kern w:val="0"/>
                 <w:shd w:val="clear" w:color="auto" w:fill="FFFFFF"/>
               </w:rPr>
-              <w:t xml:space="preserve"> JavaScript</w:t>
-            </w:r>
-            <w:r>
-              <w:rPr>
+              <w:t>단순해졌습니다</w:t>
+            </w:r>
+            <w:proofErr w:type="spellEnd"/>
+            <w:r>
+              <w:rPr>
+                <w:rFonts w:asciiTheme="majorEastAsia" w:eastAsiaTheme="majorEastAsia" w:hAnsiTheme="majorEastAsia" w:hint="eastAsia"/>
                 <w:color w:val="000000" w:themeColor="text1"/>
                 <w:kern w:val="0"/>
                 <w:shd w:val="clear" w:color="auto" w:fill="FFFFFF"/>
               </w:rPr>
-              <w:t>를</w:t>
-            </w:r>
-            <w:r>
-              <w:rPr>
-                <w:color w:val="000000" w:themeColor="text1"/>
-                <w:kern w:val="0"/>
-                <w:shd w:val="clear" w:color="auto" w:fill="FFFFFF"/>
-              </w:rPr>
-              <w:t xml:space="preserve"> </w:t>
-            </w:r>
-            <w:r>
-              <w:rPr>
-                <w:color w:val="000000" w:themeColor="text1"/>
-                <w:kern w:val="0"/>
-                <w:shd w:val="clear" w:color="auto" w:fill="FFFFFF"/>
-              </w:rPr>
-              <w:t>활용하여</w:t>
-            </w:r>
-            <w:r>
-              <w:rPr>
-                <w:color w:val="000000" w:themeColor="text1"/>
-                <w:kern w:val="0"/>
-                <w:shd w:val="clear" w:color="auto" w:fill="FFFFFF"/>
-              </w:rPr>
-              <w:t xml:space="preserve"> </w:t>
-            </w:r>
-            <w:r>
-              <w:rPr>
-                <w:color w:val="000000" w:themeColor="text1"/>
-                <w:kern w:val="0"/>
-                <w:shd w:val="clear" w:color="auto" w:fill="FFFFFF"/>
-              </w:rPr>
-              <w:t>사용자</w:t>
-            </w:r>
-            <w:r>
-              <w:rPr>
-                <w:color w:val="000000" w:themeColor="text1"/>
-                <w:kern w:val="0"/>
-                <w:shd w:val="clear" w:color="auto" w:fill="FFFFFF"/>
-              </w:rPr>
-              <w:t xml:space="preserve"> </w:t>
-            </w:r>
-            <w:r>
-              <w:rPr>
-                <w:color w:val="000000" w:themeColor="text1"/>
-                <w:kern w:val="0"/>
-                <w:shd w:val="clear" w:color="auto" w:fill="FFFFFF"/>
-              </w:rPr>
-              <w:t>화면을</w:t>
-            </w:r>
-            <w:r>
-              <w:rPr>
-                <w:color w:val="000000" w:themeColor="text1"/>
-                <w:kern w:val="0"/>
-                <w:shd w:val="clear" w:color="auto" w:fill="FFFFFF"/>
-              </w:rPr>
-              <w:t xml:space="preserve"> </w:t>
-            </w:r>
-            <w:r>
-              <w:rPr>
-                <w:color w:val="000000" w:themeColor="text1"/>
-                <w:kern w:val="0"/>
-                <w:shd w:val="clear" w:color="auto" w:fill="FFFFFF"/>
-              </w:rPr>
-              <w:t>구현하는</w:t>
-            </w:r>
-            <w:r>
-              <w:rPr>
-                <w:color w:val="000000" w:themeColor="text1"/>
-                <w:kern w:val="0"/>
-                <w:shd w:val="clear" w:color="auto" w:fill="FFFFFF"/>
-              </w:rPr>
-              <w:t xml:space="preserve"> </w:t>
-            </w:r>
-            <w:r>
-              <w:rPr>
-                <w:color w:val="000000" w:themeColor="text1"/>
-                <w:kern w:val="0"/>
-                <w:shd w:val="clear" w:color="auto" w:fill="FFFFFF"/>
-              </w:rPr>
-              <w:t>협업</w:t>
-            </w:r>
-            <w:r>
-              <w:rPr>
-                <w:color w:val="000000" w:themeColor="text1"/>
-                <w:kern w:val="0"/>
-                <w:shd w:val="clear" w:color="auto" w:fill="FFFFFF"/>
-              </w:rPr>
-              <w:t xml:space="preserve"> </w:t>
-            </w:r>
-            <w:r>
-              <w:rPr>
-                <w:color w:val="000000" w:themeColor="text1"/>
-                <w:kern w:val="0"/>
-                <w:shd w:val="clear" w:color="auto" w:fill="FFFFFF"/>
-              </w:rPr>
-              <w:t>프로젝트를</w:t>
-            </w:r>
-            <w:r>
-              <w:rPr>
-                <w:color w:val="000000" w:themeColor="text1"/>
-                <w:kern w:val="0"/>
-                <w:shd w:val="clear" w:color="auto" w:fill="FFFFFF"/>
-              </w:rPr>
-              <w:t xml:space="preserve"> </w:t>
-            </w:r>
-            <w:r>
-              <w:rPr>
-                <w:color w:val="000000" w:themeColor="text1"/>
-                <w:kern w:val="0"/>
-                <w:shd w:val="clear" w:color="auto" w:fill="FFFFFF"/>
-              </w:rPr>
-              <w:t>수행하며</w:t>
-            </w:r>
-            <w:r>
-              <w:rPr>
-                <w:color w:val="000000" w:themeColor="text1"/>
-                <w:kern w:val="0"/>
-                <w:shd w:val="clear" w:color="auto" w:fill="FFFFFF"/>
-              </w:rPr>
-              <w:t xml:space="preserve"> </w:t>
-            </w:r>
-            <w:r>
-              <w:rPr>
-                <w:color w:val="000000" w:themeColor="text1"/>
-                <w:kern w:val="0"/>
-                <w:shd w:val="clear" w:color="auto" w:fill="FFFFFF"/>
-              </w:rPr>
-              <w:t>팀워크의</w:t>
-            </w:r>
-            <w:r>
-              <w:rPr>
-                <w:color w:val="000000" w:themeColor="text1"/>
-                <w:kern w:val="0"/>
-                <w:shd w:val="clear" w:color="auto" w:fill="FFFFFF"/>
-              </w:rPr>
-              <w:t xml:space="preserve"> </w:t>
-            </w:r>
-            <w:r>
-              <w:rPr>
-                <w:color w:val="000000" w:themeColor="text1"/>
-                <w:kern w:val="0"/>
-                <w:shd w:val="clear" w:color="auto" w:fill="FFFFFF"/>
-              </w:rPr>
-              <w:t>중요성을</w:t>
-            </w:r>
-            <w:r>
-              <w:rPr>
-                <w:color w:val="000000" w:themeColor="text1"/>
-                <w:kern w:val="0"/>
-                <w:shd w:val="clear" w:color="auto" w:fill="FFFFFF"/>
-              </w:rPr>
-              <w:t xml:space="preserve"> </w:t>
-            </w:r>
-            <w:r>
-              <w:rPr>
-                <w:color w:val="000000" w:themeColor="text1"/>
-                <w:kern w:val="0"/>
-                <w:shd w:val="clear" w:color="auto" w:fill="FFFFFF"/>
-              </w:rPr>
-              <w:t>배웠습니다</w:t>
-            </w:r>
-            <w:r>
-              <w:rPr>
-                <w:color w:val="000000" w:themeColor="text1"/>
-                <w:kern w:val="0"/>
-                <w:shd w:val="clear" w:color="auto" w:fill="FFFFFF"/>
-              </w:rPr>
-              <w:t xml:space="preserve">. </w:t>
-            </w:r>
-            <w:r>
-              <w:rPr>
-                <w:color w:val="000000" w:themeColor="text1"/>
-                <w:kern w:val="0"/>
-                <w:shd w:val="clear" w:color="auto" w:fill="FFFFFF"/>
-              </w:rPr>
-              <w:t>팀원들과</w:t>
-            </w:r>
-            <w:r>
-              <w:rPr>
-                <w:color w:val="000000" w:themeColor="text1"/>
-                <w:kern w:val="0"/>
-                <w:shd w:val="clear" w:color="auto" w:fill="FFFFFF"/>
-              </w:rPr>
-              <w:t xml:space="preserve"> </w:t>
-            </w:r>
-            <w:r>
-              <w:rPr>
-                <w:color w:val="000000" w:themeColor="text1"/>
-                <w:kern w:val="0"/>
-                <w:shd w:val="clear" w:color="auto" w:fill="FFFFFF"/>
-              </w:rPr>
-              <w:t>화면</w:t>
-            </w:r>
-            <w:r>
-              <w:rPr>
-                <w:color w:val="000000" w:themeColor="text1"/>
-                <w:kern w:val="0"/>
-                <w:shd w:val="clear" w:color="auto" w:fill="FFFFFF"/>
-              </w:rPr>
-              <w:t xml:space="preserve"> </w:t>
-            </w:r>
-            <w:r>
-              <w:rPr>
-                <w:color w:val="000000" w:themeColor="text1"/>
-                <w:kern w:val="0"/>
-                <w:shd w:val="clear" w:color="auto" w:fill="FFFFFF"/>
-              </w:rPr>
-              <w:t>레이아웃</w:t>
-            </w:r>
-            <w:r>
-              <w:rPr>
-                <w:color w:val="000000" w:themeColor="text1"/>
-                <w:kern w:val="0"/>
-                <w:shd w:val="clear" w:color="auto" w:fill="FFFFFF"/>
-              </w:rPr>
-              <w:t xml:space="preserve"> </w:t>
-            </w:r>
-            <w:r>
-              <w:rPr>
-                <w:color w:val="000000" w:themeColor="text1"/>
-                <w:kern w:val="0"/>
-                <w:shd w:val="clear" w:color="auto" w:fill="FFFFFF"/>
-              </w:rPr>
-              <w:t>및</w:t>
-            </w:r>
-            <w:r>
-              <w:rPr>
-                <w:color w:val="000000" w:themeColor="text1"/>
-                <w:kern w:val="0"/>
-                <w:shd w:val="clear" w:color="auto" w:fill="FFFFFF"/>
-              </w:rPr>
-              <w:t xml:space="preserve"> </w:t>
-            </w:r>
-            <w:r>
-              <w:rPr>
-                <w:color w:val="000000" w:themeColor="text1"/>
-                <w:kern w:val="0"/>
-                <w:shd w:val="clear" w:color="auto" w:fill="FFFFFF"/>
-              </w:rPr>
-              <w:t>동적</w:t>
-            </w:r>
-            <w:r>
-              <w:rPr>
-                <w:color w:val="000000" w:themeColor="text1"/>
-                <w:kern w:val="0"/>
-                <w:shd w:val="clear" w:color="auto" w:fill="FFFFFF"/>
-              </w:rPr>
-              <w:t xml:space="preserve"> </w:t>
-            </w:r>
-            <w:r>
-              <w:rPr>
-                <w:color w:val="000000" w:themeColor="text1"/>
-                <w:kern w:val="0"/>
-                <w:shd w:val="clear" w:color="auto" w:fill="FFFFFF"/>
-              </w:rPr>
-              <w:t>기능을</w:t>
-            </w:r>
-            <w:r>
-              <w:rPr>
-                <w:color w:val="000000" w:themeColor="text1"/>
-                <w:kern w:val="0"/>
-                <w:shd w:val="clear" w:color="auto" w:fill="FFFFFF"/>
-              </w:rPr>
-              <w:t xml:space="preserve"> </w:t>
-            </w:r>
-            <w:r>
-              <w:rPr>
-                <w:color w:val="000000" w:themeColor="text1"/>
-                <w:kern w:val="0"/>
-                <w:shd w:val="clear" w:color="auto" w:fill="FFFFFF"/>
-              </w:rPr>
-              <w:t>조율하며</w:t>
-            </w:r>
-            <w:r>
-              <w:rPr>
-                <w:color w:val="000000" w:themeColor="text1"/>
-                <w:kern w:val="0"/>
-                <w:shd w:val="clear" w:color="auto" w:fill="FFFFFF"/>
-              </w:rPr>
-              <w:t xml:space="preserve"> </w:t>
-            </w:r>
-            <w:r>
-              <w:rPr>
-                <w:color w:val="000000" w:themeColor="text1"/>
-                <w:kern w:val="0"/>
-                <w:shd w:val="clear" w:color="auto" w:fill="FFFFFF"/>
-              </w:rPr>
-              <w:t>포트폴리오를</w:t>
-            </w:r>
-            <w:r>
-              <w:rPr>
-                <w:color w:val="000000" w:themeColor="text1"/>
-                <w:kern w:val="0"/>
-                <w:shd w:val="clear" w:color="auto" w:fill="FFFFFF"/>
-              </w:rPr>
-              <w:t xml:space="preserve"> </w:t>
-            </w:r>
-            <w:r>
-              <w:rPr>
-                <w:color w:val="000000" w:themeColor="text1"/>
-                <w:kern w:val="0"/>
-                <w:shd w:val="clear" w:color="auto" w:fill="FFFFFF"/>
-              </w:rPr>
-              <w:t>완성했고</w:t>
-            </w:r>
-            <w:r>
-              <w:rPr>
-                <w:color w:val="000000" w:themeColor="text1"/>
-                <w:kern w:val="0"/>
-                <w:shd w:val="clear" w:color="auto" w:fill="FFFFFF"/>
-              </w:rPr>
-              <w:t xml:space="preserve">, </w:t>
-            </w:r>
-            <w:r>
-              <w:rPr>
-                <w:color w:val="000000" w:themeColor="text1"/>
-                <w:kern w:val="0"/>
-                <w:shd w:val="clear" w:color="auto" w:fill="FFFFFF"/>
-              </w:rPr>
-              <w:t>이</w:t>
-            </w:r>
-            <w:r>
-              <w:rPr>
-                <w:color w:val="000000" w:themeColor="text1"/>
-                <w:kern w:val="0"/>
-                <w:shd w:val="clear" w:color="auto" w:fill="FFFFFF"/>
-              </w:rPr>
-              <w:t xml:space="preserve"> </w:t>
-            </w:r>
-            <w:r>
-              <w:rPr>
-                <w:color w:val="000000" w:themeColor="text1"/>
-                <w:kern w:val="0"/>
-                <w:shd w:val="clear" w:color="auto" w:fill="FFFFFF"/>
-              </w:rPr>
-              <w:t>과정에서</w:t>
-            </w:r>
-            <w:r>
-              <w:rPr>
-                <w:color w:val="000000" w:themeColor="text1"/>
-                <w:kern w:val="0"/>
-                <w:shd w:val="clear" w:color="auto" w:fill="FFFFFF"/>
-              </w:rPr>
-              <w:t xml:space="preserve"> </w:t>
-            </w:r>
-            <w:proofErr w:type="spellStart"/>
-            <w:r>
-              <w:rPr>
-                <w:color w:val="000000" w:themeColor="text1"/>
-                <w:kern w:val="0"/>
-                <w:shd w:val="clear" w:color="auto" w:fill="FFFFFF"/>
-              </w:rPr>
-              <w:t>프론트엔드와</w:t>
-            </w:r>
-            <w:proofErr w:type="spellEnd"/>
-            <w:r>
-              <w:rPr>
-                <w:color w:val="000000" w:themeColor="text1"/>
-                <w:kern w:val="0"/>
-                <w:shd w:val="clear" w:color="auto" w:fill="FFFFFF"/>
-              </w:rPr>
-              <w:t xml:space="preserve"> </w:t>
-            </w:r>
-            <w:proofErr w:type="spellStart"/>
-            <w:r>
-              <w:rPr>
-                <w:color w:val="000000" w:themeColor="text1"/>
-                <w:kern w:val="0"/>
-                <w:shd w:val="clear" w:color="auto" w:fill="FFFFFF"/>
-              </w:rPr>
-              <w:t>백엔드</w:t>
-            </w:r>
-            <w:proofErr w:type="spellEnd"/>
-            <w:r>
-              <w:rPr>
-                <w:color w:val="000000" w:themeColor="text1"/>
-                <w:kern w:val="0"/>
-                <w:shd w:val="clear" w:color="auto" w:fill="FFFFFF"/>
-              </w:rPr>
-              <w:t xml:space="preserve"> </w:t>
-            </w:r>
-            <w:r>
-              <w:rPr>
-                <w:color w:val="000000" w:themeColor="text1"/>
-                <w:kern w:val="0"/>
-                <w:shd w:val="clear" w:color="auto" w:fill="FFFFFF"/>
-              </w:rPr>
-              <w:t>간</w:t>
-            </w:r>
-            <w:r>
-              <w:rPr>
-                <w:color w:val="000000" w:themeColor="text1"/>
-                <w:kern w:val="0"/>
-                <w:shd w:val="clear" w:color="auto" w:fill="FFFFFF"/>
-              </w:rPr>
-              <w:t xml:space="preserve"> </w:t>
-            </w:r>
-            <w:r>
-              <w:rPr>
-                <w:color w:val="000000" w:themeColor="text1"/>
-                <w:kern w:val="0"/>
-                <w:shd w:val="clear" w:color="auto" w:fill="FFFFFF"/>
-              </w:rPr>
-              <w:t>소통</w:t>
-            </w:r>
-            <w:r>
-              <w:rPr>
-                <w:color w:val="000000" w:themeColor="text1"/>
-                <w:kern w:val="0"/>
-                <w:shd w:val="clear" w:color="auto" w:fill="FFFFFF"/>
-              </w:rPr>
-              <w:t xml:space="preserve"> </w:t>
-            </w:r>
-            <w:r>
-              <w:rPr>
-                <w:color w:val="000000" w:themeColor="text1"/>
-                <w:kern w:val="0"/>
-                <w:shd w:val="clear" w:color="auto" w:fill="FFFFFF"/>
-              </w:rPr>
-              <w:t>방식을</w:t>
-            </w:r>
-            <w:r>
-              <w:rPr>
-                <w:color w:val="000000" w:themeColor="text1"/>
-                <w:kern w:val="0"/>
-                <w:shd w:val="clear" w:color="auto" w:fill="FFFFFF"/>
-              </w:rPr>
-              <w:t xml:space="preserve"> </w:t>
-            </w:r>
-            <w:r>
-              <w:rPr>
-                <w:color w:val="000000" w:themeColor="text1"/>
-                <w:kern w:val="0"/>
-                <w:shd w:val="clear" w:color="auto" w:fill="FFFFFF"/>
-              </w:rPr>
-              <w:t>익혔습니다</w:t>
-            </w:r>
-            <w:r>
-              <w:rPr>
-                <w:color w:val="000000" w:themeColor="text1"/>
-                <w:kern w:val="0"/>
-                <w:shd w:val="clear" w:color="auto" w:fill="FFFFFF"/>
-              </w:rPr>
-              <w:t xml:space="preserve">. </w:t>
-            </w:r>
-            <w:r>
-              <w:rPr>
-                <w:color w:val="000000" w:themeColor="text1"/>
-                <w:kern w:val="0"/>
-                <w:shd w:val="clear" w:color="auto" w:fill="FFFFFF"/>
-              </w:rPr>
-              <w:t>또한</w:t>
-            </w:r>
-            <w:r>
-              <w:rPr>
-                <w:color w:val="000000" w:themeColor="text1"/>
-                <w:kern w:val="0"/>
-                <w:shd w:val="clear" w:color="auto" w:fill="FFFFFF"/>
-              </w:rPr>
-              <w:t>, Java</w:t>
-            </w:r>
-            <w:r>
-              <w:rPr>
-                <w:color w:val="000000" w:themeColor="text1"/>
-                <w:kern w:val="0"/>
-                <w:shd w:val="clear" w:color="auto" w:fill="FFFFFF"/>
-              </w:rPr>
-              <w:t>는</w:t>
-            </w:r>
-            <w:r>
-              <w:rPr>
-                <w:color w:val="000000" w:themeColor="text1"/>
-                <w:kern w:val="0"/>
-                <w:shd w:val="clear" w:color="auto" w:fill="FFFFFF"/>
-              </w:rPr>
-              <w:t xml:space="preserve"> </w:t>
-            </w:r>
-            <w:r>
-              <w:rPr>
-                <w:color w:val="000000" w:themeColor="text1"/>
-                <w:kern w:val="0"/>
-                <w:shd w:val="clear" w:color="auto" w:fill="FFFFFF"/>
-              </w:rPr>
-              <w:t>개인</w:t>
-            </w:r>
-            <w:r>
-              <w:rPr>
-                <w:color w:val="000000" w:themeColor="text1"/>
-                <w:kern w:val="0"/>
-                <w:shd w:val="clear" w:color="auto" w:fill="FFFFFF"/>
-              </w:rPr>
-              <w:t xml:space="preserve"> </w:t>
-            </w:r>
-            <w:r>
-              <w:rPr>
-                <w:color w:val="000000" w:themeColor="text1"/>
-                <w:kern w:val="0"/>
-                <w:shd w:val="clear" w:color="auto" w:fill="FFFFFF"/>
-              </w:rPr>
-              <w:t>학습과</w:t>
-            </w:r>
-            <w:r>
-              <w:rPr>
-                <w:color w:val="000000" w:themeColor="text1"/>
-                <w:kern w:val="0"/>
-                <w:shd w:val="clear" w:color="auto" w:fill="FFFFFF"/>
-              </w:rPr>
-              <w:t xml:space="preserve"> </w:t>
-            </w:r>
-            <w:r>
-              <w:rPr>
-                <w:color w:val="000000" w:themeColor="text1"/>
-                <w:kern w:val="0"/>
-                <w:shd w:val="clear" w:color="auto" w:fill="FFFFFF"/>
-              </w:rPr>
-              <w:t>과제를</w:t>
-            </w:r>
-            <w:r>
-              <w:rPr>
-                <w:color w:val="000000" w:themeColor="text1"/>
-                <w:kern w:val="0"/>
-                <w:shd w:val="clear" w:color="auto" w:fill="FFFFFF"/>
-              </w:rPr>
-              <w:t xml:space="preserve"> </w:t>
-            </w:r>
-            <w:r>
-              <w:rPr>
-                <w:color w:val="000000" w:themeColor="text1"/>
-                <w:kern w:val="0"/>
-                <w:shd w:val="clear" w:color="auto" w:fill="FFFFFF"/>
-              </w:rPr>
-              <w:t>통해</w:t>
-            </w:r>
-            <w:r>
-              <w:rPr>
-                <w:color w:val="000000" w:themeColor="text1"/>
-                <w:kern w:val="0"/>
-                <w:shd w:val="clear" w:color="auto" w:fill="FFFFFF"/>
-              </w:rPr>
-              <w:t xml:space="preserve"> </w:t>
-            </w:r>
-            <w:r>
-              <w:rPr>
-                <w:color w:val="000000" w:themeColor="text1"/>
-                <w:kern w:val="0"/>
-                <w:shd w:val="clear" w:color="auto" w:fill="FFFFFF"/>
-              </w:rPr>
-              <w:t>비즈니스</w:t>
-            </w:r>
-            <w:r>
-              <w:rPr>
-                <w:color w:val="000000" w:themeColor="text1"/>
-                <w:kern w:val="0"/>
-                <w:shd w:val="clear" w:color="auto" w:fill="FFFFFF"/>
-              </w:rPr>
-              <w:t xml:space="preserve"> </w:t>
-            </w:r>
-            <w:r>
-              <w:rPr>
-                <w:color w:val="000000" w:themeColor="text1"/>
-                <w:kern w:val="0"/>
-                <w:shd w:val="clear" w:color="auto" w:fill="FFFFFF"/>
-              </w:rPr>
-              <w:t>로직</w:t>
-            </w:r>
-            <w:r>
-              <w:rPr>
-                <w:color w:val="000000" w:themeColor="text1"/>
-                <w:kern w:val="0"/>
-                <w:shd w:val="clear" w:color="auto" w:fill="FFFFFF"/>
-              </w:rPr>
-              <w:t xml:space="preserve"> </w:t>
-            </w:r>
-            <w:r>
-              <w:rPr>
-                <w:color w:val="000000" w:themeColor="text1"/>
-                <w:kern w:val="0"/>
-                <w:shd w:val="clear" w:color="auto" w:fill="FFFFFF"/>
-              </w:rPr>
-              <w:t>구현</w:t>
-            </w:r>
-            <w:r>
-              <w:rPr>
-                <w:color w:val="000000" w:themeColor="text1"/>
-                <w:kern w:val="0"/>
-                <w:shd w:val="clear" w:color="auto" w:fill="FFFFFF"/>
-              </w:rPr>
-              <w:t xml:space="preserve"> </w:t>
-            </w:r>
-            <w:r>
-              <w:rPr>
-                <w:color w:val="000000" w:themeColor="text1"/>
-                <w:kern w:val="0"/>
-                <w:shd w:val="clear" w:color="auto" w:fill="FFFFFF"/>
-              </w:rPr>
-              <w:t>능력을</w:t>
-            </w:r>
-            <w:r>
-              <w:rPr>
-                <w:color w:val="000000" w:themeColor="text1"/>
-                <w:kern w:val="0"/>
-                <w:shd w:val="clear" w:color="auto" w:fill="FFFFFF"/>
-              </w:rPr>
-              <w:t xml:space="preserve"> </w:t>
-            </w:r>
-            <w:r>
-              <w:rPr>
-                <w:color w:val="000000" w:themeColor="text1"/>
-                <w:kern w:val="0"/>
-                <w:shd w:val="clear" w:color="auto" w:fill="FFFFFF"/>
-              </w:rPr>
-              <w:t>꾸준히</w:t>
-            </w:r>
-            <w:r>
-              <w:rPr>
-                <w:color w:val="000000" w:themeColor="text1"/>
-                <w:kern w:val="0"/>
-                <w:shd w:val="clear" w:color="auto" w:fill="FFFFFF"/>
-              </w:rPr>
-              <w:t xml:space="preserve"> </w:t>
-            </w:r>
-            <w:r>
-              <w:rPr>
-                <w:color w:val="000000" w:themeColor="text1"/>
-                <w:kern w:val="0"/>
-                <w:shd w:val="clear" w:color="auto" w:fill="FFFFFF"/>
-              </w:rPr>
-              <w:t>연마해</w:t>
-            </w:r>
-            <w:r>
-              <w:rPr>
-                <w:color w:val="000000" w:themeColor="text1"/>
-                <w:kern w:val="0"/>
-                <w:shd w:val="clear" w:color="auto" w:fill="FFFFFF"/>
-              </w:rPr>
-              <w:t xml:space="preserve"> </w:t>
-            </w:r>
-            <w:r>
-              <w:rPr>
-                <w:color w:val="000000" w:themeColor="text1"/>
-                <w:kern w:val="0"/>
-                <w:shd w:val="clear" w:color="auto" w:fill="FFFFFF"/>
-              </w:rPr>
-              <w:t>왔습니다</w:t>
-            </w:r>
-            <w:r>
-              <w:rPr>
-                <w:color w:val="000000" w:themeColor="text1"/>
-                <w:kern w:val="0"/>
-                <w:shd w:val="clear" w:color="auto" w:fill="FFFFFF"/>
-              </w:rPr>
-              <w:t xml:space="preserve">. </w:t>
-            </w:r>
-            <w:r>
-              <w:rPr>
-                <w:color w:val="000000" w:themeColor="text1"/>
-                <w:kern w:val="0"/>
-                <w:shd w:val="clear" w:color="auto" w:fill="FFFFFF"/>
-              </w:rPr>
-              <w:t>비록</w:t>
-            </w:r>
-            <w:r>
-              <w:rPr>
-                <w:color w:val="000000" w:themeColor="text1"/>
-                <w:kern w:val="0"/>
-                <w:shd w:val="clear" w:color="auto" w:fill="FFFFFF"/>
-              </w:rPr>
-              <w:t xml:space="preserve"> Java</w:t>
-            </w:r>
-            <w:r>
-              <w:rPr>
-                <w:color w:val="000000" w:themeColor="text1"/>
-                <w:kern w:val="0"/>
-                <w:shd w:val="clear" w:color="auto" w:fill="FFFFFF"/>
-              </w:rPr>
-              <w:t>를</w:t>
-            </w:r>
-            <w:r>
-              <w:rPr>
-                <w:color w:val="000000" w:themeColor="text1"/>
-                <w:kern w:val="0"/>
-                <w:shd w:val="clear" w:color="auto" w:fill="FFFFFF"/>
-              </w:rPr>
-              <w:t xml:space="preserve"> </w:t>
-            </w:r>
-            <w:r>
-              <w:rPr>
-                <w:color w:val="000000" w:themeColor="text1"/>
-                <w:kern w:val="0"/>
-                <w:shd w:val="clear" w:color="auto" w:fill="FFFFFF"/>
-              </w:rPr>
-              <w:t>통한</w:t>
-            </w:r>
-            <w:r>
-              <w:rPr>
-                <w:color w:val="000000" w:themeColor="text1"/>
-                <w:kern w:val="0"/>
-                <w:shd w:val="clear" w:color="auto" w:fill="FFFFFF"/>
-              </w:rPr>
-              <w:t xml:space="preserve"> </w:t>
-            </w:r>
-            <w:r>
-              <w:rPr>
-                <w:color w:val="000000" w:themeColor="text1"/>
-                <w:kern w:val="0"/>
-                <w:shd w:val="clear" w:color="auto" w:fill="FFFFFF"/>
-              </w:rPr>
-              <w:t>협업</w:t>
-            </w:r>
-            <w:r>
-              <w:rPr>
-                <w:color w:val="000000" w:themeColor="text1"/>
-                <w:kern w:val="0"/>
-                <w:shd w:val="clear" w:color="auto" w:fill="FFFFFF"/>
-              </w:rPr>
-              <w:t xml:space="preserve"> </w:t>
-            </w:r>
-            <w:r>
-              <w:rPr>
-                <w:color w:val="000000" w:themeColor="text1"/>
-                <w:kern w:val="0"/>
-                <w:shd w:val="clear" w:color="auto" w:fill="FFFFFF"/>
-              </w:rPr>
-              <w:t>경험은</w:t>
-            </w:r>
-            <w:r>
-              <w:rPr>
-                <w:color w:val="000000" w:themeColor="text1"/>
-                <w:kern w:val="0"/>
-                <w:shd w:val="clear" w:color="auto" w:fill="FFFFFF"/>
-              </w:rPr>
-              <w:t xml:space="preserve"> </w:t>
-            </w:r>
-            <w:r>
-              <w:rPr>
-                <w:color w:val="000000" w:themeColor="text1"/>
-                <w:kern w:val="0"/>
-                <w:shd w:val="clear" w:color="auto" w:fill="FFFFFF"/>
-              </w:rPr>
-              <w:t>시작</w:t>
-            </w:r>
-            <w:r>
-              <w:rPr>
-                <w:color w:val="000000" w:themeColor="text1"/>
-                <w:kern w:val="0"/>
-                <w:shd w:val="clear" w:color="auto" w:fill="FFFFFF"/>
-              </w:rPr>
-              <w:t xml:space="preserve"> </w:t>
-            </w:r>
-            <w:r>
-              <w:rPr>
-                <w:color w:val="000000" w:themeColor="text1"/>
-                <w:kern w:val="0"/>
-                <w:shd w:val="clear" w:color="auto" w:fill="FFFFFF"/>
-              </w:rPr>
-              <w:t>단계이지만</w:t>
-            </w:r>
-            <w:r>
-              <w:rPr>
-                <w:color w:val="000000" w:themeColor="text1"/>
-                <w:kern w:val="0"/>
-                <w:shd w:val="clear" w:color="auto" w:fill="FFFFFF"/>
-              </w:rPr>
-              <w:t xml:space="preserve">, </w:t>
-            </w:r>
-            <w:r>
-              <w:rPr>
-                <w:color w:val="000000" w:themeColor="text1"/>
-                <w:kern w:val="0"/>
-                <w:shd w:val="clear" w:color="auto" w:fill="FFFFFF"/>
-              </w:rPr>
-              <w:t>탄탄한</w:t>
-            </w:r>
-            <w:r>
-              <w:rPr>
-                <w:color w:val="000000" w:themeColor="text1"/>
-                <w:kern w:val="0"/>
-                <w:shd w:val="clear" w:color="auto" w:fill="FFFFFF"/>
-              </w:rPr>
-              <w:t xml:space="preserve"> </w:t>
-            </w:r>
-            <w:r>
-              <w:rPr>
-                <w:color w:val="000000" w:themeColor="text1"/>
-                <w:kern w:val="0"/>
-                <w:shd w:val="clear" w:color="auto" w:fill="FFFFFF"/>
-              </w:rPr>
-              <w:t>기초</w:t>
-            </w:r>
-            <w:r>
-              <w:rPr>
-                <w:color w:val="000000" w:themeColor="text1"/>
-                <w:kern w:val="0"/>
-                <w:shd w:val="clear" w:color="auto" w:fill="FFFFFF"/>
-              </w:rPr>
-              <w:t xml:space="preserve"> </w:t>
-            </w:r>
-            <w:r>
-              <w:rPr>
-                <w:color w:val="000000" w:themeColor="text1"/>
-                <w:kern w:val="0"/>
-                <w:shd w:val="clear" w:color="auto" w:fill="FFFFFF"/>
-              </w:rPr>
-              <w:t>지식과</w:t>
-            </w:r>
-            <w:r>
-              <w:rPr>
-                <w:color w:val="000000" w:themeColor="text1"/>
-                <w:kern w:val="0"/>
-                <w:shd w:val="clear" w:color="auto" w:fill="FFFFFF"/>
-              </w:rPr>
-              <w:t xml:space="preserve"> </w:t>
-            </w:r>
-            <w:r>
-              <w:rPr>
-                <w:color w:val="000000" w:themeColor="text1"/>
-                <w:kern w:val="0"/>
-                <w:shd w:val="clear" w:color="auto" w:fill="FFFFFF"/>
-              </w:rPr>
-              <w:t>저의</w:t>
-            </w:r>
-            <w:r>
-              <w:rPr>
-                <w:color w:val="000000" w:themeColor="text1"/>
-                <w:kern w:val="0"/>
-                <w:shd w:val="clear" w:color="auto" w:fill="FFFFFF"/>
-              </w:rPr>
-              <w:t xml:space="preserve"> </w:t>
-            </w:r>
-            <w:r>
-              <w:rPr>
-                <w:color w:val="000000" w:themeColor="text1"/>
-                <w:kern w:val="0"/>
-                <w:shd w:val="clear" w:color="auto" w:fill="FFFFFF"/>
-              </w:rPr>
-              <w:t>빠른</w:t>
-            </w:r>
-            <w:r>
-              <w:rPr>
-                <w:color w:val="000000" w:themeColor="text1"/>
-                <w:kern w:val="0"/>
-                <w:shd w:val="clear" w:color="auto" w:fill="FFFFFF"/>
-              </w:rPr>
-              <w:t xml:space="preserve"> </w:t>
-            </w:r>
-            <w:r>
-              <w:rPr>
-                <w:color w:val="000000" w:themeColor="text1"/>
-                <w:kern w:val="0"/>
-                <w:shd w:val="clear" w:color="auto" w:fill="FFFFFF"/>
-              </w:rPr>
-              <w:t>적응력을</w:t>
-            </w:r>
-            <w:r>
-              <w:rPr>
-                <w:color w:val="000000" w:themeColor="text1"/>
-                <w:kern w:val="0"/>
-                <w:shd w:val="clear" w:color="auto" w:fill="FFFFFF"/>
-              </w:rPr>
-              <w:t xml:space="preserve"> </w:t>
-            </w:r>
-            <w:r>
-              <w:rPr>
-                <w:color w:val="000000" w:themeColor="text1"/>
-                <w:kern w:val="0"/>
-                <w:shd w:val="clear" w:color="auto" w:fill="FFFFFF"/>
-              </w:rPr>
-              <w:t>바탕으로</w:t>
-            </w:r>
-            <w:r>
-              <w:rPr>
-                <w:color w:val="000000" w:themeColor="text1"/>
-                <w:kern w:val="0"/>
-                <w:shd w:val="clear" w:color="auto" w:fill="FFFFFF"/>
-              </w:rPr>
-              <w:t xml:space="preserve"> </w:t>
-            </w:r>
-            <w:r>
-              <w:rPr>
-                <w:color w:val="000000" w:themeColor="text1"/>
-                <w:kern w:val="0"/>
-                <w:shd w:val="clear" w:color="auto" w:fill="FFFFFF"/>
-              </w:rPr>
-              <w:t>실무</w:t>
-            </w:r>
-            <w:r>
-              <w:rPr>
-                <w:color w:val="000000" w:themeColor="text1"/>
-                <w:kern w:val="0"/>
-                <w:shd w:val="clear" w:color="auto" w:fill="FFFFFF"/>
-              </w:rPr>
-              <w:t xml:space="preserve"> </w:t>
-            </w:r>
-            <w:r>
-              <w:rPr>
-                <w:color w:val="000000" w:themeColor="text1"/>
-                <w:kern w:val="0"/>
-                <w:shd w:val="clear" w:color="auto" w:fill="FFFFFF"/>
-              </w:rPr>
-              <w:t>환경에서</w:t>
-            </w:r>
-            <w:r>
-              <w:rPr>
-                <w:color w:val="000000" w:themeColor="text1"/>
-                <w:kern w:val="0"/>
-                <w:shd w:val="clear" w:color="auto" w:fill="FFFFFF"/>
-              </w:rPr>
-              <w:t xml:space="preserve"> </w:t>
-            </w:r>
-            <w:proofErr w:type="spellStart"/>
-            <w:r>
-              <w:rPr>
-                <w:color w:val="000000" w:themeColor="text1"/>
-                <w:kern w:val="0"/>
-                <w:shd w:val="clear" w:color="auto" w:fill="FFFFFF"/>
-              </w:rPr>
-              <w:t>백엔드</w:t>
-            </w:r>
-            <w:proofErr w:type="spellEnd"/>
-            <w:r>
-              <w:rPr>
-                <w:color w:val="000000" w:themeColor="text1"/>
-                <w:kern w:val="0"/>
-                <w:shd w:val="clear" w:color="auto" w:fill="FFFFFF"/>
-              </w:rPr>
-              <w:t xml:space="preserve"> </w:t>
-            </w:r>
-            <w:proofErr w:type="spellStart"/>
-            <w:r>
-              <w:rPr>
-                <w:color w:val="000000" w:themeColor="text1"/>
-                <w:kern w:val="0"/>
-                <w:shd w:val="clear" w:color="auto" w:fill="FFFFFF"/>
-              </w:rPr>
-              <w:t>개발자로서의</w:t>
-            </w:r>
-            <w:proofErr w:type="spellEnd"/>
-            <w:r>
-              <w:rPr>
-                <w:color w:val="000000" w:themeColor="text1"/>
-                <w:kern w:val="0"/>
-                <w:shd w:val="clear" w:color="auto" w:fill="FFFFFF"/>
-              </w:rPr>
-              <w:t xml:space="preserve"> </w:t>
-            </w:r>
-            <w:r>
-              <w:rPr>
-                <w:color w:val="000000" w:themeColor="text1"/>
-                <w:kern w:val="0"/>
-                <w:shd w:val="clear" w:color="auto" w:fill="FFFFFF"/>
-              </w:rPr>
-              <w:t>몫을</w:t>
-            </w:r>
-            <w:r>
-              <w:rPr>
-                <w:color w:val="000000" w:themeColor="text1"/>
-                <w:kern w:val="0"/>
-                <w:shd w:val="clear" w:color="auto" w:fill="FFFFFF"/>
-              </w:rPr>
-              <w:t xml:space="preserve"> </w:t>
-            </w:r>
-            <w:r>
-              <w:rPr>
-                <w:color w:val="000000" w:themeColor="text1"/>
-                <w:kern w:val="0"/>
-                <w:shd w:val="clear" w:color="auto" w:fill="FFFFFF"/>
-              </w:rPr>
-              <w:t>조속히</w:t>
-            </w:r>
-            <w:r>
-              <w:rPr>
-                <w:color w:val="000000" w:themeColor="text1"/>
-                <w:kern w:val="0"/>
-                <w:shd w:val="clear" w:color="auto" w:fill="FFFFFF"/>
-              </w:rPr>
-              <w:t xml:space="preserve"> </w:t>
-            </w:r>
-            <w:r>
-              <w:rPr>
-                <w:color w:val="000000" w:themeColor="text1"/>
-                <w:kern w:val="0"/>
-                <w:shd w:val="clear" w:color="auto" w:fill="FFFFFF"/>
-              </w:rPr>
-              <w:t>완수하겠습니다</w:t>
-            </w:r>
-            <w:r>
-              <w:rPr>
-                <w:color w:val="000000" w:themeColor="text1"/>
-                <w:kern w:val="0"/>
-                <w:shd w:val="clear" w:color="auto" w:fill="FFFFFF"/>
-              </w:rPr>
-              <w:t>.</w:t>
-            </w:r>
-          </w:p>
-          <w:p>
-            <w:pPr>
-              <w:pStyle w:val="ac"/>
-              <w:rPr>
-                <w:color w:val="000000" w:themeColor="text1"/>
-                <w:kern w:val="0"/>
-                <w:shd w:val="clear" w:color="auto" w:fill="FFFFFF"/>
-              </w:rPr>
-            </w:pPr>
-          </w:p>
-          <w:p>
-            <w:pPr>
-              <w:pStyle w:val="ac"/>
-              <w:rPr>
-                <w:rFonts w:ascii="돋움" w:eastAsia="돋움" w:hAnsi="돋움"/>
-                <w:color w:val="0000FF"/>
-              </w:rPr>
-            </w:pPr>
-            <w:r>
-              <w:rPr>
-                <w:rFonts w:hint="eastAsia"/>
-                <w:color w:val="0000FF"/>
-                <w:kern w:val="0"/>
-                <w:shd w:val="clear" w:color="auto" w:fill="FFFFFF"/>
-              </w:rPr>
-              <w:t>현재</w:t>
-            </w:r>
-            <w:r>
-              <w:rPr>
-                <w:rFonts w:hint="eastAsia"/>
-                <w:color w:val="0000FF"/>
-                <w:kern w:val="0"/>
-                <w:shd w:val="clear" w:color="auto" w:fill="FFFFFF"/>
-              </w:rPr>
-              <w:t xml:space="preserve"> </w:t>
-            </w:r>
-            <w:r>
-              <w:rPr>
-                <w:rFonts w:hint="eastAsia"/>
-                <w:color w:val="0000FF"/>
-                <w:kern w:val="0"/>
-                <w:shd w:val="clear" w:color="auto" w:fill="FFFFFF"/>
-              </w:rPr>
-              <w:t>진행중인</w:t>
-            </w:r>
-            <w:r>
-              <w:rPr>
-                <w:rFonts w:hint="eastAsia"/>
-                <w:color w:val="0000FF"/>
-                <w:kern w:val="0"/>
-                <w:shd w:val="clear" w:color="auto" w:fill="FFFFFF"/>
-              </w:rPr>
-              <w:t xml:space="preserve"> </w:t>
-            </w:r>
-            <w:r>
-              <w:rPr>
-                <w:rFonts w:hint="eastAsia"/>
-                <w:color w:val="0000FF"/>
-                <w:kern w:val="0"/>
-                <w:shd w:val="clear" w:color="auto" w:fill="FFFFFF"/>
-              </w:rPr>
-              <w:t>프로젝트가</w:t>
-            </w:r>
-            <w:r>
-              <w:rPr>
-                <w:rFonts w:hint="eastAsia"/>
-                <w:color w:val="0000FF"/>
-                <w:kern w:val="0"/>
-                <w:shd w:val="clear" w:color="auto" w:fill="FFFFFF"/>
-              </w:rPr>
-              <w:t xml:space="preserve"> </w:t>
-            </w:r>
-            <w:r>
-              <w:rPr>
-                <w:rFonts w:hint="eastAsia"/>
-                <w:color w:val="0000FF"/>
-                <w:kern w:val="0"/>
-                <w:shd w:val="clear" w:color="auto" w:fill="FFFFFF"/>
-              </w:rPr>
-              <w:t>있다면</w:t>
-            </w:r>
-            <w:r>
-              <w:rPr>
-                <w:rFonts w:hint="eastAsia"/>
-                <w:color w:val="0000FF"/>
-                <w:kern w:val="0"/>
-                <w:shd w:val="clear" w:color="auto" w:fill="FFFFFF"/>
-              </w:rPr>
-              <w:t xml:space="preserve"> </w:t>
-            </w:r>
-            <w:r>
-              <w:rPr>
-                <w:rFonts w:hint="eastAsia"/>
-                <w:color w:val="0000FF"/>
-                <w:kern w:val="0"/>
-                <w:shd w:val="clear" w:color="auto" w:fill="FFFFFF"/>
-              </w:rPr>
-              <w:t>끝나고</w:t>
-            </w:r>
-            <w:r>
-              <w:rPr>
-                <w:rFonts w:hint="eastAsia"/>
-                <w:color w:val="0000FF"/>
-                <w:kern w:val="0"/>
-                <w:shd w:val="clear" w:color="auto" w:fill="FFFFFF"/>
-              </w:rPr>
-              <w:t xml:space="preserve"> </w:t>
-            </w:r>
-            <w:r>
-              <w:rPr>
-                <w:rFonts w:hint="eastAsia"/>
-                <w:color w:val="0000FF"/>
-                <w:kern w:val="0"/>
-                <w:shd w:val="clear" w:color="auto" w:fill="FFFFFF"/>
-              </w:rPr>
-              <w:t>나서</w:t>
-            </w:r>
-            <w:r>
-              <w:rPr>
-                <w:rFonts w:hint="eastAsia"/>
-                <w:color w:val="0000FF"/>
-                <w:kern w:val="0"/>
-                <w:shd w:val="clear" w:color="auto" w:fill="FFFFFF"/>
-              </w:rPr>
-              <w:t xml:space="preserve"> </w:t>
-            </w:r>
-            <w:proofErr w:type="gramStart"/>
-            <w:r>
-              <w:rPr>
-                <w:rFonts w:hint="eastAsia"/>
-                <w:color w:val="0000FF"/>
-                <w:kern w:val="0"/>
-                <w:shd w:val="clear" w:color="auto" w:fill="FFFFFF"/>
-              </w:rPr>
-              <w:t>추가</w:t>
-            </w:r>
-            <w:r>
-              <w:rPr>
-                <w:rFonts w:hint="eastAsia"/>
-                <w:color w:val="0000FF"/>
-                <w:kern w:val="0"/>
-                <w:shd w:val="clear" w:color="auto" w:fill="FFFFFF"/>
-              </w:rPr>
-              <w:t xml:space="preserve"> </w:t>
-            </w:r>
-            <w:r>
-              <w:rPr>
-                <w:rFonts w:hint="eastAsia"/>
-                <w:color w:val="0000FF"/>
-                <w:kern w:val="0"/>
-                <w:shd w:val="clear" w:color="auto" w:fill="FFFFFF"/>
-              </w:rPr>
-              <w:t>해주세요</w:t>
-            </w:r>
-            <w:proofErr w:type="gramEnd"/>
-            <w:r>
-              <w:rPr>
-                <w:rFonts w:hint="eastAsia"/>
-                <w:color w:val="0000FF"/>
-                <w:kern w:val="0"/>
-                <w:shd w:val="clear" w:color="auto" w:fill="FFFFFF"/>
-              </w:rPr>
-              <w:t>!</w:t>
+              <w:t>. 문제의 원인을 데이터로 확인하고 근본적으로 해결한 이 경험을 바탕으로, 실무에서도 빠르게 제 몫을 해내는 개발자가 되겠습니다.</w:t>
             </w:r>
           </w:p>
         </w:tc>
@@ -8117,6 +6150,7 @@
     <w:lsdException w:name="HTML Sample" w:semiHidden="1" w:unhideWhenUsed="1"/>
     <w:lsdException w:name="HTML Typewriter" w:semiHidden="1" w:unhideWhenUsed="1"/>
     <w:lsdException w:name="HTML Variable" w:semiHidden="1" w:unhideWhenUsed="1"/>
+    <w:lsdException w:name="Normal Table" w:semiHidden="1" w:unhideWhenUsed="1"/>
     <w:lsdException w:name="annotation subject" w:semiHidden="1" w:unhideWhenUsed="1"/>
     <w:lsdException w:name="No List" w:semiHidden="1" w:unhideWhenUsed="1"/>
     <w:lsdException w:name="Outline List 1" w:semiHidden="1" w:unhideWhenUsed="1"/>
@@ -8159,8 +6193,11 @@
     <w:lsdException w:name="Table Contemporary" w:semiHidden="1" w:unhideWhenUsed="1"/>
     <w:lsdException w:name="Table Elegant" w:semiHidden="1" w:unhideWhenUsed="1"/>
     <w:lsdException w:name="Table Professional" w:semiHidden="1" w:unhideWhenUsed="1"/>
+    <w:lsdException w:name="Table Subtle 1" w:semiHidden="1" w:unhideWhenUsed="1"/>
     <w:lsdException w:name="Table Subtle 2" w:semiHidden="1" w:unhideWhenUsed="1"/>
     <w:lsdException w:name="Table Web 1" w:semiHidden="1" w:unhideWhenUsed="1"/>
+    <w:lsdException w:name="Table Web 2" w:semiHidden="1" w:unhideWhenUsed="1"/>
+    <w:lsdException w:name="Table Web 3" w:semiHidden="1" w:unhideWhenUsed="1"/>
     <w:lsdException w:name="Balloon Text" w:semiHidden="1" w:unhideWhenUsed="1"/>
     <w:lsdException w:name="Table Grid" w:uiPriority="39"/>
     <w:lsdException w:name="Table Theme" w:semiHidden="1" w:unhideWhenUsed="1"/>
